--- a/manuscript/Manuscript_v2.docx
+++ b/manuscript/Manuscript_v2.docx
@@ -1157,7 +1157,7 @@
     </w:p>
     <w:bookmarkEnd w:id="20"/>
     <w:bookmarkEnd w:id="21"/>
-    <w:bookmarkStart w:id="30" w:name="results"/>
+    <w:bookmarkStart w:id="31" w:name="results"/>
     <w:p>
       <w:pPr>
         <w:pStyle w:val="Heading2"/>
@@ -2373,13 +2373,13 @@
       </w:r>
     </w:p>
     <w:bookmarkEnd w:id="27"/>
-    <w:bookmarkStart w:id="28" w:name="urec-gene-tree-versus-species-tree"/>
+    <w:bookmarkStart w:id="28" w:name="Xd3f30c27ac2e75af04d9dbd2afa5d6133932370"/>
     <w:p>
       <w:pPr>
         <w:pStyle w:val="Heading3"/>
       </w:pPr>
       <w:r>
-        <w:t xml:space="preserve">3.7 ureC gene tree versus species tree</w:t>
+        <w:t xml:space="preserve">3.7a Pan-genome and trait-module structure across waste sources</w:t>
       </w:r>
     </w:p>
     <w:p>
@@ -2387,55 +2387,7 @@
         <w:pStyle w:val="FirstParagraph"/>
       </w:pPr>
       <w:r>
-        <w:t xml:space="preserve">The ureC ML gene tree (n = 46 MAGs encoding UreC) exhibits moderate but significant topological incongruence with the GTDB-Tk bac120 species tree (normalised Robinson–Foulds distance = 0.58; Shimodaira–Hasegawa test p &lt; 0.001 rejecting the species tree against the</w:t>
-      </w:r>
-      <w:r>
-        <w:t xml:space="preserve"> </w:t>
-      </w:r>
-      <w:r>
-        <w:rPr>
-          <w:i/>
-          <w:iCs/>
-        </w:rPr>
-        <w:t xml:space="preserve">ureC</w:t>
-      </w:r>
-      <w:r>
-        <w:t xml:space="preserve"> </w:t>
-      </w:r>
-      <w:r>
-        <w:t xml:space="preserve">alignment). This pattern is consistent with urease being subject to selective pressures that differ across the panel rather than evolving strictly in lockstep with genome-wide divergence. Examined at the lineage level, however, the four hero</w:t>
-      </w:r>
-      <w:r>
-        <w:t xml:space="preserve"> </w:t>
-      </w:r>
-      <w:r>
-        <w:rPr>
-          <w:i/>
-          <w:iCs/>
-        </w:rPr>
-        <w:t xml:space="preserve">Sphingobacterium</w:t>
-      </w:r>
-      <w:r>
-        <w:t xml:space="preserve"> </w:t>
-      </w:r>
-      <w:r>
-        <w:t xml:space="preserve">MAGs do not form an exclusive clade in either the ureC or the species tree — two additional ureC-encoding</w:t>
-      </w:r>
-      <w:r>
-        <w:t xml:space="preserve"> </w:t>
-      </w:r>
-      <w:r>
-        <w:rPr>
-          <w:i/>
-          <w:iCs/>
-        </w:rPr>
-        <w:t xml:space="preserve">Sphingobacterium</w:t>
-      </w:r>
-      <w:r>
-        <w:t xml:space="preserve"> </w:t>
-      </w:r>
-      <w:r>
-        <w:t xml:space="preserve">MAGs (C13, V3) nest within the same clade, and extending the definition of the MICP-complete pool to all score-8 MAGs (n = 26) recovers a polyphyletic distribution across genera. We interpret these observations as evidence that</w:t>
+        <w:t xml:space="preserve">To test whether the four livestock sources (cattle C, swine M, sheep S, poultry V) harbour distinct microbial communities, we performed PCoA ordination on two complementary distance matrices. Jaccard distances on the Panaroo gene presence/absence matrix (filtered to genes at 5–95 % prevalence; 9,668 genes) revealed strong genus-level structuring (PERMANOVA pseudo-F = 8.21, p = 0.001) but only weak differentiation by waste source (pseudo-F = 1.25, p = 0.11; Fig. 7a). Euclidean distance on the per-10³-CDS-normalised trait-module matrix (38 subcategories across six functional categories), in contrast, showed highly significant structuring by waste source (pseudo-F = 34.19, p = 0.001; Fig. 7b). Pairwise post-hoc PERMANOVA identified cattle versus swine as the most divergent contrast at the trait level (q = 0.060). We interpret this two-axis pattern as follows:</w:t>
       </w:r>
       <w:r>
         <w:t xml:space="preserve"> </w:t>
@@ -2445,20 +2397,59 @@
           <w:b/>
           <w:bCs/>
         </w:rPr>
-        <w:t xml:space="preserve">the MICP-complete phenotype has arisen or been retained in multiple independent lineages</w:t>
-      </w:r>
-      <w:r>
-        <w:t xml:space="preserve">, rather than originating in a single ancestral clade. Within each hero lineage, the vertical-inheritance signal (§3.3) is preserved; between lineages, the pattern is better described as functional convergence than as monophyletic inheritance.</w:t>
+        <w:t xml:space="preserve">pan-genome composition is primarily organised by taxonomy (genus), whereas functional-trait distribution is primarily organised by the waste source.</w:t>
+      </w:r>
+      <w:r>
+        <w:t xml:space="preserve"> </w:t>
+      </w:r>
+      <w:r>
+        <w:t xml:space="preserve">Hero-lineage MAGs consistently cluster with the</w:t>
+      </w:r>
+      <w:r>
+        <w:t xml:space="preserve"> </w:t>
+      </w:r>
+      <w:r>
+        <w:t xml:space="preserve">“functionally extreme”</w:t>
+      </w:r>
+      <w:r>
+        <w:t xml:space="preserve"> </w:t>
+      </w:r>
+      <w:r>
+        <w:t xml:space="preserve">tail of the trait-module PCoA regardless of source, consistent with their interpretation as environmentally specialised lineages rather than source-specific outliers.</w:t>
       </w:r>
     </w:p>
     <w:bookmarkEnd w:id="28"/>
-    <w:bookmarkStart w:id="29" w:name="Xd69ac7903845110b48ad99eff2f282cdbfe4ca5"/>
+    <w:bookmarkStart w:id="29" w:name="urec-gene-tree-versus-species-tree"/>
     <w:p>
       <w:pPr>
         <w:pStyle w:val="Heading3"/>
       </w:pPr>
       <w:r>
-        <w:t xml:space="preserve">3.8 S13 and S16 as candidate novel</w:t>
+        <w:t xml:space="preserve">3.7 ureC gene tree versus species tree</w:t>
+      </w:r>
+    </w:p>
+    <w:p>
+      <w:pPr>
+        <w:pStyle w:val="FirstParagraph"/>
+      </w:pPr>
+      <w:r>
+        <w:t xml:space="preserve">The ureC ML gene tree (n = 46 MAGs encoding UreC) exhibits moderate but significant topological incongruence with the GTDB-Tk bac120 species tree (normalised Robinson–Foulds distance = 0.58; Shimodaira–Hasegawa test p &lt; 0.001 rejecting the species tree against the</w:t>
+      </w:r>
+      <w:r>
+        <w:t xml:space="preserve"> </w:t>
+      </w:r>
+      <w:r>
+        <w:rPr>
+          <w:i/>
+          <w:iCs/>
+        </w:rPr>
+        <w:t xml:space="preserve">ureC</w:t>
+      </w:r>
+      <w:r>
+        <w:t xml:space="preserve"> </w:t>
+      </w:r>
+      <w:r>
+        <w:t xml:space="preserve">alignment). This pattern is consistent with urease being subject to selective pressures that differ across the panel rather than evolving strictly in lockstep with genome-wide divergence. Examined at the lineage level, however, the four hero</w:t>
       </w:r>
       <w:r>
         <w:t xml:space="preserve"> </w:t>
@@ -2474,15 +2465,7 @@
         <w:t xml:space="preserve"> </w:t>
       </w:r>
       <w:r>
-        <w:t xml:space="preserve">species</w:t>
-      </w:r>
-    </w:p>
-    <w:p>
-      <w:pPr>
-        <w:pStyle w:val="FirstParagraph"/>
-      </w:pPr>
-      <w:r>
-        <w:t xml:space="preserve">Both S13 and S16 are assigned to</w:t>
+        <w:t xml:space="preserve">MAGs do not form an exclusive clade in either the ureC or the species tree — two additional ureC-encoding</w:t>
       </w:r>
       <w:r>
         <w:t xml:space="preserve"> </w:t>
@@ -2498,46 +2481,7 @@
         <w:t xml:space="preserve"> </w:t>
       </w:r>
       <w:r>
-        <w:t xml:space="preserve">by GTDB-Tk but receive no species-level designation (closest-reference ANI unavailable). Whole-genome skani ANI places them among the 21 novel-species candidates in the panel (Fig. 5a). Reciprocal-best mmseqs2 AAI against the five remaining</w:t>
-      </w:r>
-      <w:r>
-        <w:t xml:space="preserve"> </w:t>
-      </w:r>
-      <w:r>
-        <w:rPr>
-          <w:i/>
-          <w:iCs/>
-        </w:rPr>
-        <w:t xml:space="preserve">Sphingobacterium</w:t>
-      </w:r>
-      <w:r>
-        <w:t xml:space="preserve"> </w:t>
-      </w:r>
-      <w:r>
-        <w:t xml:space="preserve">MAGs identifies V3 (</w:t>
-      </w:r>
-      <w:r>
-        <w:rPr>
-          <w:i/>
-          <w:iCs/>
-        </w:rPr>
-        <w:t xml:space="preserve">Sphingobacterium</w:t>
-      </w:r>
-      <w:r>
-        <w:t xml:space="preserve"> </w:t>
-      </w:r>
-      <w:r>
-        <w:t xml:space="preserve">sp019969845) as S13’s nearest neighbour (AAI = 93.15 %, 1,401 RBHs) and S23 (</w:t>
-      </w:r>
-      <w:r>
-        <w:rPr>
-          <w:i/>
-          <w:iCs/>
-        </w:rPr>
-        <w:t xml:space="preserve">S. paramultivorum</w:t>
-      </w:r>
-      <w:r>
-        <w:t xml:space="preserve">) as S16’s nearest neighbour (AAI = 93.49 %, 3,160 RBHs); every other comparison returns AAI &lt; 91 % (Fig. 5b). Both values lie well below the 95 % AAI species threshold (Rodriguez-R and Konstantinidis, 2014). S13 (4.28 Mb, GC 40.0 %, 3,554 CDS) and S16 (5.62 Mb, GC 39.9 %, 4,779 CDS) are otherwise consistent with the genus in genome size, GC and tRNA repertoire (Supplementary Table S1). We therefore propose S13 and S16 as</w:t>
+        <w:t xml:space="preserve">MAGs (C13, V3) nest within the same clade, and extending the definition of the MICP-complete pool to all score-8 MAGs (n = 26) recovers a polyphyletic distribution across genera. We interpret these observations as evidence that</w:t>
       </w:r>
       <w:r>
         <w:t xml:space="preserve"> </w:t>
@@ -2547,117 +2491,226 @@
           <w:b/>
           <w:bCs/>
         </w:rPr>
-        <w:t xml:space="preserve">candidate novel</w:t>
+        <w:t xml:space="preserve">the MICP-complete phenotype has arisen or been retained in multiple independent lineages</w:t>
+      </w:r>
+      <w:r>
+        <w:t xml:space="preserve">, rather than originating in a single ancestral clade. Within each hero lineage, the vertical-inheritance signal (§3.3) is preserved; between lineages, the pattern is better described as functional convergence than as monophyletic inheritance.</w:t>
+      </w:r>
+    </w:p>
+    <w:bookmarkEnd w:id="29"/>
+    <w:bookmarkStart w:id="30" w:name="Xcc9edea1d7e5ad2dd429f49ea5e60a846bea926"/>
+    <w:p>
+      <w:pPr>
+        <w:pStyle w:val="Heading3"/>
+      </w:pPr>
+      <w:r>
+        <w:t xml:space="preserve">3.8 S13 and S16 as candidate novel</w:t>
+      </w:r>
+      <w:r>
+        <w:t xml:space="preserve"> </w:t>
+      </w:r>
+      <w:r>
+        <w:rPr>
+          <w:i/>
+          <w:iCs/>
+        </w:rPr>
+        <w:t xml:space="preserve">Sphingobacterium</w:t>
+      </w:r>
+      <w:r>
+        <w:t xml:space="preserve"> </w:t>
+      </w:r>
+      <w:r>
+        <w:t xml:space="preserve">species — confirmed against the full public genus catalogue</w:t>
+      </w:r>
+    </w:p>
+    <w:p>
+      <w:pPr>
+        <w:pStyle w:val="FirstParagraph"/>
+      </w:pPr>
+      <w:r>
+        <w:t xml:space="preserve">S13 and S16 are assigned to</w:t>
+      </w:r>
+      <w:r>
+        <w:t xml:space="preserve"> </w:t>
+      </w:r>
+      <w:r>
+        <w:rPr>
+          <w:i/>
+          <w:iCs/>
+        </w:rPr>
+        <w:t xml:space="preserve">Sphingobacterium</w:t>
+      </w:r>
+      <w:r>
+        <w:t xml:space="preserve"> </w:t>
+      </w:r>
+      <w:r>
+        <w:t xml:space="preserve">by GTDB-Tk but receive no species-level designation (closest-reference ANI unavailable). Within the 111-MAG panel, reciprocal-best mmseqs2 AAI against the five remaining</w:t>
+      </w:r>
+      <w:r>
+        <w:t xml:space="preserve"> </w:t>
+      </w:r>
+      <w:r>
+        <w:rPr>
+          <w:i/>
+          <w:iCs/>
+        </w:rPr>
+        <w:t xml:space="preserve">Sphingobacterium</w:t>
+      </w:r>
+      <w:r>
+        <w:t xml:space="preserve"> </w:t>
+      </w:r>
+      <w:r>
+        <w:t xml:space="preserve">MAGs places V3 as S13’s nearest neighbour (AAI = 93.15 %, 1,401 RBHs) and S23 as S16’s nearest neighbour (AAI = 93.49 %, 3,160 RBHs). To test whether the novelty holds against the broader public catalogue, we downloaded all 63 reference RefSeq</w:t>
+      </w:r>
+      <w:r>
+        <w:t xml:space="preserve"> </w:t>
+      </w:r>
+      <w:r>
+        <w:rPr>
+          <w:i/>
+          <w:iCs/>
+        </w:rPr>
+        <w:t xml:space="preserve">Sphingobacterium</w:t>
+      </w:r>
+      <w:r>
+        <w:t xml:space="preserve"> </w:t>
+      </w:r>
+      <w:r>
+        <w:t xml:space="preserve">genomes (NCBI Datasets v16;</w:t>
+      </w:r>
+      <w:r>
+        <w:t xml:space="preserve"> </w:t>
+      </w:r>
+      <w:r>
+        <w:rPr>
+          <w:rStyle w:val="VerbatimChar"/>
+        </w:rPr>
+        <w:t xml:space="preserve">ANI_ext_sphingo_novelty.csv</w:t>
+      </w:r>
+      <w:r>
+        <w:t xml:space="preserve">) and performed skani pairwise ANI with our six</w:t>
+      </w:r>
+      <w:r>
+        <w:t xml:space="preserve"> </w:t>
+      </w:r>
+      <w:r>
+        <w:rPr>
+          <w:i/>
+          <w:iCs/>
+        </w:rPr>
+        <w:t xml:space="preserve">Sphingobacterium</w:t>
+      </w:r>
+      <w:r>
+        <w:t xml:space="preserve"> </w:t>
+      </w:r>
+      <w:r>
+        <w:t xml:space="preserve">MAGs. Against the public panel S13 is most similar to</w:t>
+      </w:r>
+      <w:r>
+        <w:t xml:space="preserve"> </w:t>
+      </w:r>
+      <w:r>
+        <w:rPr>
+          <w:i/>
+          <w:iCs/>
+        </w:rPr>
+        <w:t xml:space="preserve">Sphingobacterium detergens</w:t>
+      </w:r>
+      <w:r>
+        <w:t xml:space="preserve"> </w:t>
+      </w:r>
+      <w:r>
+        <w:t xml:space="preserve">(ANI = 94.57 %), and S16 most similar to</w:t>
+      </w:r>
+      <w:r>
+        <w:t xml:space="preserve"> </w:t>
+      </w:r>
+      <w:r>
+        <w:rPr>
+          <w:i/>
+          <w:iCs/>
+        </w:rPr>
+        <w:t xml:space="preserve">S. multivorum</w:t>
+      </w:r>
+      <w:r>
+        <w:t xml:space="preserve"> </w:t>
+      </w:r>
+      <w:r>
+        <w:t xml:space="preserve">(ANI = 93.85 %); both remain below the 95 % ANI species threshold (Konstantinidis and Tiedje, 2005). The two reference</w:t>
+      </w:r>
+      <w:r>
+        <w:t xml:space="preserve"> </w:t>
+      </w:r>
+      <w:r>
+        <w:rPr>
+          <w:i/>
+          <w:iCs/>
+        </w:rPr>
+        <w:t xml:space="preserve">Sphingobacterium</w:t>
+      </w:r>
+      <w:r>
+        <w:t xml:space="preserve"> </w:t>
+      </w:r>
+      <w:r>
+        <w:t xml:space="preserve">(S23/</w:t>
+      </w:r>
+      <w:r>
+        <w:rPr>
+          <w:i/>
+          <w:iCs/>
+        </w:rPr>
+        <w:t xml:space="preserve">S. paramultivorum</w:t>
+      </w:r>
+      <w:r>
+        <w:t xml:space="preserve"> </w:t>
+      </w:r>
+      <w:r>
+        <w:t xml:space="preserve">98.96 %, C22/</w:t>
+      </w:r>
+      <w:r>
+        <w:rPr>
+          <w:i/>
+          <w:iCs/>
+        </w:rPr>
+        <w:t xml:space="preserve">S. siyangense</w:t>
+      </w:r>
+      <w:r>
+        <w:t xml:space="preserve"> </w:t>
+      </w:r>
+      <w:r>
+        <w:t xml:space="preserve">99.16 %) that did receive GTDB species assignments are confirmed above the cutoff, validating the skani pipeline. S13 (4.28 Mb, GC 40.0 %, 3,554 CDS) and S16 (5.62 Mb, GC 39.9 %, 4,779 CDS) are otherwise consistent with the genus in genome size, GC content and tRNA repertoire (Supplementary Table S1). We therefore propose S13 and S16 as</w:t>
+      </w:r>
+      <w:r>
+        <w:t xml:space="preserve"> </w:t>
       </w:r>
       <w:r>
         <w:rPr>
           <w:b/>
           <w:bCs/>
         </w:rPr>
-        <w:t xml:space="preserve"> </w:t>
+        <w:t xml:space="preserve">candidate novel</w:t>
       </w:r>
       <w:r>
         <w:rPr>
           <w:b/>
           <w:bCs/>
-          <w:i/>
-          <w:iCs/>
-        </w:rPr>
-        <w:t xml:space="preserve">Sphingobacterium</w:t>
+        </w:rPr>
+        <w:t xml:space="preserve"> </w:t>
       </w:r>
       <w:r>
         <w:rPr>
           <w:b/>
           <w:bCs/>
-        </w:rPr>
-        <w:t xml:space="preserve"> </w:t>
+          <w:i/>
+          <w:iCs/>
+        </w:rPr>
+        <w:t xml:space="preserve">Sphingobacterium</w:t>
       </w:r>
       <w:r>
         <w:rPr>
           <w:b/>
           <w:bCs/>
         </w:rPr>
-        <w:t xml:space="preserve">genomospecies</w:t>
-      </w:r>
-      <w:r>
-        <w:t xml:space="preserve"> </w:t>
-      </w:r>
-      <w:r>
-        <w:t xml:space="preserve">requiring cultivation and formal nomenclatural description. No full-length 16S rRNA gene was reconstructed by Bakta in either MAG — a recurrent limitation of short-read binning for rRNA operons — so the definitive species descriptions will require long-read resequencing and/or 16S-targeted PCR from cultured isolates.</w:t>
-      </w:r>
-    </w:p>
-    <w:bookmarkEnd w:id="29"/>
-    <w:bookmarkEnd w:id="30"/>
-    <w:bookmarkStart w:id="36" w:name="discussion"/>
-    <w:p>
-      <w:pPr>
-        <w:pStyle w:val="Heading2"/>
-      </w:pPr>
-      <w:r>
-        <w:t xml:space="preserve">4. Discussion</w:t>
-      </w:r>
-    </w:p>
-    <w:bookmarkStart w:id="31" w:name="X2c43dc2cf3d0ab97a3313242f72549922e6e374"/>
-    <w:p>
-      <w:pPr>
-        <w:pStyle w:val="Heading3"/>
-      </w:pPr>
-      <w:r>
-        <w:t xml:space="preserve">4.1 A genomics-first triage identifies non-canonical MICP chassis</w:t>
-      </w:r>
-    </w:p>
-    <w:p>
-      <w:pPr>
-        <w:pStyle w:val="FirstParagraph"/>
-      </w:pPr>
-      <w:r>
-        <w:t xml:space="preserve">Conventional MICP bioprospecting screens culturable bacteria for urease activity and then attempts to match their physiology to a target application. Our analysis inverts this logic: by mining 111 MAGs of directly environmental provenance we can simultaneously filter for genomic completeness of the MICP machinery, for signatures of vertical inheritance, and for accessory traits required by the target environment. The approach recovers a candidate lineage (</w:t>
-      </w:r>
-      <w:r>
-        <w:rPr>
-          <w:i/>
-          <w:iCs/>
-        </w:rPr>
-        <w:t xml:space="preserve">Sphingobacterium</w:t>
-      </w:r>
-      <w:r>
-        <w:t xml:space="preserve">) that is under-represented in the MICP literature and that would be easily missed by activity-first screens because environmental</w:t>
-      </w:r>
-      <w:r>
-        <w:t xml:space="preserve"> </w:t>
-      </w:r>
-      <w:r>
-        <w:rPr>
-          <w:i/>
-          <w:iCs/>
-        </w:rPr>
-        <w:t xml:space="preserve">Sphingobacterium</w:t>
-      </w:r>
-      <w:r>
-        <w:t xml:space="preserve"> </w:t>
-      </w:r>
-      <w:r>
-        <w:t xml:space="preserve">is typically slow-growing and outcompeted under standard urea-rich enrichment.</w:t>
-      </w:r>
-    </w:p>
-    <w:bookmarkEnd w:id="31"/>
-    <w:bookmarkStart w:id="32" w:name="X9cee780e790856935bcef833cd9d5bbb73eecde"/>
-    <w:p>
-      <w:pPr>
-        <w:pStyle w:val="Heading3"/>
-      </w:pPr>
-      <w:r>
-        <w:t xml:space="preserve">4.2 Convergent rather than monophyletic retention</w:t>
-      </w:r>
-    </w:p>
-    <w:p>
-      <w:pPr>
-        <w:pStyle w:val="FirstParagraph"/>
-      </w:pPr>
-      <w:r>
-        <w:t xml:space="preserve">A central finding of this study is that MICP-completeness in livestock waste is distributed across</w:t>
-      </w:r>
-      <w:r>
         <w:t xml:space="preserve"> </w:t>
       </w:r>
       <w:r>
@@ -2665,16 +2718,41 @@
           <w:b/>
           <w:bCs/>
         </w:rPr>
-        <w:t xml:space="preserve">two convergent lineages</w:t>
-      </w:r>
-      <w:r>
-        <w:t xml:space="preserve"> </w:t>
-      </w:r>
-      <w:r>
-        <w:t xml:space="preserve">rather than a single monophyletic clade. The hero</w:t>
-      </w:r>
-      <w:r>
-        <w:t xml:space="preserve"> </w:t>
+        <w:t xml:space="preserve">genomospecies</w:t>
+      </w:r>
+      <w:r>
+        <w:t xml:space="preserve"> </w:t>
+      </w:r>
+      <w:r>
+        <w:t xml:space="preserve">whose novelty is robust to both within-study and against-public comparisons, pending cultivation and formal nomenclatural description. No full-length 16S rRNA gene was reconstructed by Bakta in either MAG — a recurrent limitation of short-read binning for rRNA operons — so the definitive species descriptions will require long-read resequencing and/or 16S-targeted PCR from cultured isolates.</w:t>
+      </w:r>
+    </w:p>
+    <w:bookmarkEnd w:id="30"/>
+    <w:bookmarkEnd w:id="31"/>
+    <w:bookmarkStart w:id="37" w:name="discussion"/>
+    <w:p>
+      <w:pPr>
+        <w:pStyle w:val="Heading2"/>
+      </w:pPr>
+      <w:r>
+        <w:t xml:space="preserve">4. Discussion</w:t>
+      </w:r>
+    </w:p>
+    <w:bookmarkStart w:id="32" w:name="X2c43dc2cf3d0ab97a3313242f72549922e6e374"/>
+    <w:p>
+      <w:pPr>
+        <w:pStyle w:val="Heading3"/>
+      </w:pPr>
+      <w:r>
+        <w:t xml:space="preserve">4.1 A genomics-first triage identifies non-canonical MICP chassis</w:t>
+      </w:r>
+    </w:p>
+    <w:p>
+      <w:pPr>
+        <w:pStyle w:val="FirstParagraph"/>
+      </w:pPr>
+      <w:r>
+        <w:t xml:space="preserve">Conventional MICP bioprospecting screens culturable bacteria for urease activity and then attempts to match their physiology to a target application. Our analysis inverts this logic: by mining 111 MAGs of directly environmental provenance we can simultaneously filter for genomic completeness of the MICP machinery, for signatures of vertical inheritance, and for accessory traits required by the target environment. The approach recovers a candidate lineage (</w:t>
       </w:r>
       <w:r>
         <w:rPr>
@@ -2684,39 +2762,7 @@
         <w:t xml:space="preserve">Sphingobacterium</w:t>
       </w:r>
       <w:r>
-        <w:t xml:space="preserve"> </w:t>
-      </w:r>
-      <w:r>
-        <w:t xml:space="preserve">MAGs share a</w:t>
-      </w:r>
-      <w:r>
-        <w:t xml:space="preserve"> </w:t>
-      </w:r>
-      <w:r>
-        <w:rPr>
-          <w:i/>
-          <w:iCs/>
-        </w:rPr>
-        <w:t xml:space="preserve">ure</w:t>
-      </w:r>
-      <w:r>
-        <w:t xml:space="preserve"> </w:t>
-      </w:r>
-      <w:r>
-        <w:t xml:space="preserve">operon architecture that is compatible with vertical inheritance within the genus, while the two</w:t>
-      </w:r>
-      <w:r>
-        <w:t xml:space="preserve"> </w:t>
-      </w:r>
-      <w:r>
-        <w:rPr>
-          <w:i/>
-          <w:iCs/>
-        </w:rPr>
-        <w:t xml:space="preserve">Pseudomonas</w:t>
-      </w:r>
-      <w:r>
-        <w:t xml:space="preserve">_E MAGs (M1, S26) carry an equivalent complete module that cannot be phylogenetically related to the</w:t>
+        <w:t xml:space="preserve">) that is under-represented in the MICP literature and that would be easily missed by activity-first screens because environmental</w:t>
       </w:r>
       <w:r>
         <w:t xml:space="preserve"> </w:t>
@@ -2732,23 +2778,25 @@
         <w:t xml:space="preserve"> </w:t>
       </w:r>
       <w:r>
-        <w:t xml:space="preserve">operon through simple vertical descent. Two mechanistically distinct scenarios are consistent with these observations: (i) retention of an ancestral</w:t>
-      </w:r>
-      <w:r>
-        <w:t xml:space="preserve"> </w:t>
-      </w:r>
-      <w:r>
-        <w:rPr>
-          <w:i/>
-          <w:iCs/>
-        </w:rPr>
-        <w:t xml:space="preserve">ureABCDEFG–cah</w:t>
-      </w:r>
-      <w:r>
-        <w:t xml:space="preserve"> </w:t>
-      </w:r>
-      <w:r>
-        <w:t xml:space="preserve">module from a deep bacterial ancestor, with independent loss in most intervening lineages; or (ii) ancient horizontal transfer of the complete module between ancestral lineages followed by vertical fixation within each recipient. Our data cannot formally distinguish these scenarios; both, however, support the</w:t>
+        <w:t xml:space="preserve">is typically slow-growing and outcompeted under standard urea-rich enrichment.</w:t>
+      </w:r>
+    </w:p>
+    <w:bookmarkEnd w:id="32"/>
+    <w:bookmarkStart w:id="33" w:name="X9cee780e790856935bcef833cd9d5bbb73eecde"/>
+    <w:p>
+      <w:pPr>
+        <w:pStyle w:val="Heading3"/>
+      </w:pPr>
+      <w:r>
+        <w:t xml:space="preserve">4.2 Convergent rather than monophyletic retention</w:t>
+      </w:r>
+    </w:p>
+    <w:p>
+      <w:pPr>
+        <w:pStyle w:val="FirstParagraph"/>
+      </w:pPr>
+      <w:r>
+        <w:t xml:space="preserve">A central finding of this study is that MICP-completeness in livestock waste is distributed across</w:t>
       </w:r>
       <w:r>
         <w:t xml:space="preserve"> </w:t>
@@ -2758,81 +2806,29 @@
           <w:b/>
           <w:bCs/>
         </w:rPr>
-        <w:t xml:space="preserve">practical</w:t>
-      </w:r>
-      <w:r>
-        <w:t xml:space="preserve"> </w:t>
-      </w:r>
-      <w:r>
-        <w:t xml:space="preserve">conclusion that the operon is stably encoded in each hero lineage rather than residing on an actively mobilisable cassette, which is the property most relevant to field deployment.</w:t>
-      </w:r>
-    </w:p>
-    <w:bookmarkEnd w:id="32"/>
-    <w:bookmarkStart w:id="33" w:name="statistically-supported-trait-stacking"/>
-    <w:p>
-      <w:pPr>
-        <w:pStyle w:val="Heading3"/>
-      </w:pPr>
-      <w:r>
-        <w:t xml:space="preserve">4.3 Statistically supported trait stacking</w:t>
-      </w:r>
-    </w:p>
-    <w:p>
-      <w:pPr>
-        <w:pStyle w:val="FirstParagraph"/>
-      </w:pPr>
-      <w:r>
-        <w:t xml:space="preserve">The permutation-tested trait-module enrichments describe a mechanistically coherent phenotype whose individual components are each reported in isolated MICP or halotolerant strains (Dhami et al., 2014; Duarte-Nass et al., 2020): urease and CA drive the alkalinisation and bicarbonate supply required for CaCO₃ nucleation; Mrp/Nha antiporters and catalase/SOD defend the cell against the cytoplasmic alkalinisation and oxidative flux that accompany urea hydrolysis; glycoside hydrolases and CBMs allow the cell to extract energy from slurry polysaccharides; and quorum-sensing enrichment is compatible with biofilm-assisted sand-particle adhesion. Their statistically supported co-occurrence within a vertically inherited six-MAG set is, to our knowledge, a new observation for MICP bioprospecting.</w:t>
-      </w:r>
-    </w:p>
-    <w:bookmarkEnd w:id="33"/>
-    <w:bookmarkStart w:id="34" w:name="Xf565b38ff5b4502e481eb88f97525c7c8588464"/>
-    <w:p>
-      <w:pPr>
-        <w:pStyle w:val="Heading3"/>
-      </w:pPr>
-      <w:r>
-        <w:t xml:space="preserve">4.4 Limitations and place of this study in the pipeline</w:t>
-      </w:r>
-    </w:p>
-    <w:p>
-      <w:pPr>
-        <w:pStyle w:val="FirstParagraph"/>
-      </w:pPr>
-      <w:r>
-        <w:t xml:space="preserve">This study is exclusively computational. Genomic presence does not entail expression, activity, or field performance, and Bakta / DRAM sequence-similarity thresholds can both over- and under-call genes. Assembly fragmentation additionally limits our ability to verify physical linkage of</w:t>
-      </w:r>
-      <w:r>
-        <w:t xml:space="preserve"> </w:t>
-      </w:r>
-      <w:r>
-        <w:rPr>
-          <w:i/>
-          <w:iCs/>
-        </w:rPr>
-        <w:t xml:space="preserve">ureABCDEFG</w:t>
-      </w:r>
-      <w:r>
-        <w:t xml:space="preserve"> </w:t>
-      </w:r>
-      <w:r>
-        <w:t xml:space="preserve">with</w:t>
-      </w:r>
-      <w:r>
-        <w:t xml:space="preserve"> </w:t>
-      </w:r>
-      <w:r>
-        <w:rPr>
-          <w:i/>
-          <w:iCs/>
-        </w:rPr>
-        <w:t xml:space="preserve">cah</w:t>
-      </w:r>
-      <w:r>
-        <w:t xml:space="preserve"> </w:t>
-      </w:r>
-      <w:r>
-        <w:t xml:space="preserve">in all six hero MAGs; in C22 and S23, only 4–5 of 7</w:t>
+        <w:t xml:space="preserve">two convergent lineages</w:t>
+      </w:r>
+      <w:r>
+        <w:t xml:space="preserve"> </w:t>
+      </w:r>
+      <w:r>
+        <w:t xml:space="preserve">rather than a single monophyletic clade. The hero</w:t>
+      </w:r>
+      <w:r>
+        <w:t xml:space="preserve"> </w:t>
+      </w:r>
+      <w:r>
+        <w:rPr>
+          <w:i/>
+          <w:iCs/>
+        </w:rPr>
+        <w:t xml:space="preserve">Sphingobacterium</w:t>
+      </w:r>
+      <w:r>
+        <w:t xml:space="preserve"> </w:t>
+      </w:r>
+      <w:r>
+        <w:t xml:space="preserve">MAGs share a</w:t>
       </w:r>
       <w:r>
         <w:t xml:space="preserve"> </w:t>
@@ -2848,31 +2844,52 @@
         <w:t xml:space="preserve"> </w:t>
       </w:r>
       <w:r>
-        <w:t xml:space="preserve">genes are recoverable on a single contig. The hero / rest comparison has unequal group sizes (n = 6 vs 105), and our statistical framework is designed to quantify effect sizes with bootstrap uncertainty rather than to claim inferential robustness beyond this dataset. Finally, our</w:t>
-      </w:r>
-      <w:r>
-        <w:t xml:space="preserve"> </w:t>
-      </w:r>
-      <w:r>
-        <w:rPr>
-          <w:i/>
-          <w:iCs/>
-        </w:rPr>
-        <w:t xml:space="preserve">ureC</w:t>
-      </w:r>
-      <w:r>
-        <w:t xml:space="preserve"> </w:t>
-      </w:r>
-      <w:r>
-        <w:t xml:space="preserve">phylogeny shows moderate incongruence with the species tree; while this is consistent with functional selection on a mechanistically essential enzyme, it complicates any simple narrative of strict vertical inheritance.</w:t>
-      </w:r>
-    </w:p>
-    <w:p>
-      <w:pPr>
-        <w:pStyle w:val="BodyText"/>
-      </w:pPr>
-      <w:r>
-        <w:t xml:space="preserve">We therefore interpret the present analysis as a</w:t>
+        <w:t xml:space="preserve">operon architecture that is compatible with vertical inheritance within the genus, while the two</w:t>
+      </w:r>
+      <w:r>
+        <w:t xml:space="preserve"> </w:t>
+      </w:r>
+      <w:r>
+        <w:rPr>
+          <w:i/>
+          <w:iCs/>
+        </w:rPr>
+        <w:t xml:space="preserve">Pseudomonas</w:t>
+      </w:r>
+      <w:r>
+        <w:t xml:space="preserve">_E MAGs (M1, S26) carry an equivalent complete module that cannot be phylogenetically related to the</w:t>
+      </w:r>
+      <w:r>
+        <w:t xml:space="preserve"> </w:t>
+      </w:r>
+      <w:r>
+        <w:rPr>
+          <w:i/>
+          <w:iCs/>
+        </w:rPr>
+        <w:t xml:space="preserve">Sphingobacterium</w:t>
+      </w:r>
+      <w:r>
+        <w:t xml:space="preserve"> </w:t>
+      </w:r>
+      <w:r>
+        <w:t xml:space="preserve">operon through simple vertical descent. Two mechanistically distinct scenarios are consistent with these observations: (i) retention of an ancestral</w:t>
+      </w:r>
+      <w:r>
+        <w:t xml:space="preserve"> </w:t>
+      </w:r>
+      <w:r>
+        <w:rPr>
+          <w:i/>
+          <w:iCs/>
+        </w:rPr>
+        <w:t xml:space="preserve">ureABCDEFG–cah</w:t>
+      </w:r>
+      <w:r>
+        <w:t xml:space="preserve"> </w:t>
+      </w:r>
+      <w:r>
+        <w:t xml:space="preserve">module from a deep bacterial ancestor, with independent loss in most intervening lineages; or (ii) ancient horizontal transfer of the complete module between ancestral lineages followed by vertical fixation within each recipient. Our data cannot formally distinguish these scenarios; both, however, support the</w:t>
       </w:r>
       <w:r>
         <w:t xml:space="preserve"> </w:t>
@@ -2882,6 +2899,130 @@
           <w:b/>
           <w:bCs/>
         </w:rPr>
+        <w:t xml:space="preserve">practical</w:t>
+      </w:r>
+      <w:r>
+        <w:t xml:space="preserve"> </w:t>
+      </w:r>
+      <w:r>
+        <w:t xml:space="preserve">conclusion that the operon is stably encoded in each hero lineage rather than residing on an actively mobilisable cassette, which is the property most relevant to field deployment.</w:t>
+      </w:r>
+    </w:p>
+    <w:bookmarkEnd w:id="33"/>
+    <w:bookmarkStart w:id="34" w:name="statistically-supported-trait-stacking"/>
+    <w:p>
+      <w:pPr>
+        <w:pStyle w:val="Heading3"/>
+      </w:pPr>
+      <w:r>
+        <w:t xml:space="preserve">4.3 Statistically supported trait stacking</w:t>
+      </w:r>
+    </w:p>
+    <w:p>
+      <w:pPr>
+        <w:pStyle w:val="FirstParagraph"/>
+      </w:pPr>
+      <w:r>
+        <w:t xml:space="preserve">The permutation-tested trait-module enrichments describe a mechanistically coherent phenotype whose individual components are each reported in isolated MICP or halotolerant strains (Dhami et al., 2014; Duarte-Nass et al., 2020): urease and CA drive the alkalinisation and bicarbonate supply required for CaCO₃ nucleation; Mrp/Nha antiporters and catalase/SOD defend the cell against the cytoplasmic alkalinisation and oxidative flux that accompany urea hydrolysis; glycoside hydrolases and CBMs allow the cell to extract energy from slurry polysaccharides; and quorum-sensing enrichment is compatible with biofilm-assisted sand-particle adhesion. Their statistically supported co-occurrence within a vertically inherited six-MAG set is, to our knowledge, a new observation for MICP bioprospecting.</w:t>
+      </w:r>
+    </w:p>
+    <w:bookmarkEnd w:id="34"/>
+    <w:bookmarkStart w:id="35" w:name="Xf565b38ff5b4502e481eb88f97525c7c8588464"/>
+    <w:p>
+      <w:pPr>
+        <w:pStyle w:val="Heading3"/>
+      </w:pPr>
+      <w:r>
+        <w:t xml:space="preserve">4.4 Limitations and place of this study in the pipeline</w:t>
+      </w:r>
+    </w:p>
+    <w:p>
+      <w:pPr>
+        <w:pStyle w:val="FirstParagraph"/>
+      </w:pPr>
+      <w:r>
+        <w:t xml:space="preserve">This study is exclusively computational. Genomic presence does not entail expression, activity, or field performance, and Bakta / DRAM sequence-similarity thresholds can both over- and under-call genes. Assembly fragmentation additionally limits our ability to verify physical linkage of</w:t>
+      </w:r>
+      <w:r>
+        <w:t xml:space="preserve"> </w:t>
+      </w:r>
+      <w:r>
+        <w:rPr>
+          <w:i/>
+          <w:iCs/>
+        </w:rPr>
+        <w:t xml:space="preserve">ureABCDEFG</w:t>
+      </w:r>
+      <w:r>
+        <w:t xml:space="preserve"> </w:t>
+      </w:r>
+      <w:r>
+        <w:t xml:space="preserve">with</w:t>
+      </w:r>
+      <w:r>
+        <w:t xml:space="preserve"> </w:t>
+      </w:r>
+      <w:r>
+        <w:rPr>
+          <w:i/>
+          <w:iCs/>
+        </w:rPr>
+        <w:t xml:space="preserve">cah</w:t>
+      </w:r>
+      <w:r>
+        <w:t xml:space="preserve"> </w:t>
+      </w:r>
+      <w:r>
+        <w:t xml:space="preserve">in all six hero MAGs; in C22 and S23, only 4–5 of 7</w:t>
+      </w:r>
+      <w:r>
+        <w:t xml:space="preserve"> </w:t>
+      </w:r>
+      <w:r>
+        <w:rPr>
+          <w:i/>
+          <w:iCs/>
+        </w:rPr>
+        <w:t xml:space="preserve">ure</w:t>
+      </w:r>
+      <w:r>
+        <w:t xml:space="preserve"> </w:t>
+      </w:r>
+      <w:r>
+        <w:t xml:space="preserve">genes are recoverable on a single contig. The hero / rest comparison has unequal group sizes (n = 6 vs 105), and our statistical framework is designed to quantify effect sizes with bootstrap uncertainty rather than to claim inferential robustness beyond this dataset. Finally, our</w:t>
+      </w:r>
+      <w:r>
+        <w:t xml:space="preserve"> </w:t>
+      </w:r>
+      <w:r>
+        <w:rPr>
+          <w:i/>
+          <w:iCs/>
+        </w:rPr>
+        <w:t xml:space="preserve">ureC</w:t>
+      </w:r>
+      <w:r>
+        <w:t xml:space="preserve"> </w:t>
+      </w:r>
+      <w:r>
+        <w:t xml:space="preserve">phylogeny shows moderate incongruence with the species tree; while this is consistent with functional selection on a mechanistically essential enzyme, it complicates any simple narrative of strict vertical inheritance.</w:t>
+      </w:r>
+    </w:p>
+    <w:p>
+      <w:pPr>
+        <w:pStyle w:val="BodyText"/>
+      </w:pPr>
+      <w:r>
+        <w:t xml:space="preserve">We therefore interpret the present analysis as a</w:t>
+      </w:r>
+      <w:r>
+        <w:t xml:space="preserve"> </w:t>
+      </w:r>
+      <w:r>
+        <w:rPr>
+          <w:b/>
+          <w:bCs/>
+        </w:rPr>
         <w:t xml:space="preserve">prioritised, statistically tested, and mechanistically grounded hypothesis set</w:t>
       </w:r>
       <w:r>
@@ -2907,8 +3048,8 @@
         <w:t xml:space="preserve">under realistic slurry conditions.</w:t>
       </w:r>
     </w:p>
-    <w:bookmarkEnd w:id="34"/>
-    <w:bookmarkStart w:id="35" w:name="X7b45e39d919fe896bc28053fde5f6d8db65e98c"/>
+    <w:bookmarkEnd w:id="35"/>
+    <w:bookmarkStart w:id="36" w:name="X7b45e39d919fe896bc28053fde5f6d8db65e98c"/>
     <w:p>
       <w:pPr>
         <w:pStyle w:val="Heading3"/>
@@ -2925,9 +3066,9 @@
         <w:t xml:space="preserve">Reframing livestock slurry from liability to bioprospecting reservoir aligns with circular-bioeconomy objectives: the same matrix that currently poses methane, ammonia and runoff risks can supply chassis organisms that upcycle waste nitrogen into an engineering commodity (CaCO₃ biocement). The 111-MAG workflow reported here is portable to any high-nitrogen waste stream and should accelerate contextual discovery of MICP chassis worldwide.</w:t>
       </w:r>
     </w:p>
-    <w:bookmarkEnd w:id="35"/>
     <w:bookmarkEnd w:id="36"/>
-    <w:bookmarkStart w:id="37" w:name="conclusions"/>
+    <w:bookmarkEnd w:id="37"/>
+    <w:bookmarkStart w:id="38" w:name="conclusions"/>
     <w:p>
       <w:pPr>
         <w:pStyle w:val="Heading2"/>
@@ -3089,8 +3230,8 @@
         <w:t xml:space="preserve">The workflow is reusable for other high-nitrogen waste streams and directly links MAG-level comparative genomics to the engineering of biocement agents.</w:t>
       </w:r>
     </w:p>
-    <w:bookmarkEnd w:id="37"/>
-    <w:bookmarkStart w:id="38" w:name="credit-author-statement"/>
+    <w:bookmarkEnd w:id="38"/>
+    <w:bookmarkStart w:id="39" w:name="credit-author-statement"/>
     <w:p>
       <w:pPr>
         <w:pStyle w:val="Heading2"/>
@@ -3149,8 +3290,8 @@
         <w:t xml:space="preserve">— Conceptualisation, Funding acquisition, Project administration, Supervision, Writing – review &amp; editing.</w:t>
       </w:r>
     </w:p>
-    <w:bookmarkEnd w:id="38"/>
-    <w:bookmarkStart w:id="39" w:name="declaration-of-competing-interests"/>
+    <w:bookmarkEnd w:id="39"/>
+    <w:bookmarkStart w:id="40" w:name="declaration-of-competing-interests"/>
     <w:p>
       <w:pPr>
         <w:pStyle w:val="Heading2"/>
@@ -3167,8 +3308,8 @@
         <w:t xml:space="preserve">The authors declare no financial or personal relationships that could appear to influence the work reported.</w:t>
       </w:r>
     </w:p>
-    <w:bookmarkEnd w:id="39"/>
-    <w:bookmarkStart w:id="40" w:name="funding"/>
+    <w:bookmarkEnd w:id="40"/>
+    <w:bookmarkStart w:id="41" w:name="funding"/>
     <w:p>
       <w:pPr>
         <w:pStyle w:val="Heading2"/>
@@ -3185,8 +3326,8 @@
         <w:t xml:space="preserve">This work was supported by [Funder, Grant ID] and by institutional support from [Institution].</w:t>
       </w:r>
     </w:p>
-    <w:bookmarkEnd w:id="40"/>
-    <w:bookmarkStart w:id="41" w:name="acknowledgements"/>
+    <w:bookmarkEnd w:id="41"/>
+    <w:bookmarkStart w:id="42" w:name="acknowledgements"/>
     <w:p>
       <w:pPr>
         <w:pStyle w:val="Heading2"/>
@@ -3203,8 +3344,8 @@
         <w:t xml:space="preserve">The authors thank [collaborators] for insightful discussion and [computing facility] for HPC access.</w:t>
       </w:r>
     </w:p>
-    <w:bookmarkEnd w:id="41"/>
-    <w:bookmarkStart w:id="42" w:name="data-and-code-availability-1"/>
+    <w:bookmarkEnd w:id="42"/>
+    <w:bookmarkStart w:id="43" w:name="data-and-code-availability-1"/>
     <w:p>
       <w:pPr>
         <w:pStyle w:val="Heading2"/>
@@ -3236,8 +3377,8 @@
         <w:t xml:space="preserve">and will be deposited at NCBI BioProject PRJNA-XXXXXXX and Zenodo (DOI on acceptance).</w:t>
       </w:r>
     </w:p>
-    <w:bookmarkEnd w:id="42"/>
-    <w:bookmarkStart w:id="43" w:name="X4535cdb00c5c69cc1f808910ff138322e4fb3c8"/>
+    <w:bookmarkEnd w:id="43"/>
+    <w:bookmarkStart w:id="44" w:name="X4535cdb00c5c69cc1f808910ff138322e4fb3c8"/>
     <w:p>
       <w:pPr>
         <w:pStyle w:val="Heading2"/>
@@ -3813,8 +3954,8 @@
         </w:pict>
       </w:r>
     </w:p>
-    <w:bookmarkEnd w:id="43"/>
-    <w:bookmarkStart w:id="44" w:name="X7a66510f1b9f6fe8202171dfb0eed38410fff02"/>
+    <w:bookmarkEnd w:id="44"/>
+    <w:bookmarkStart w:id="45" w:name="X7a66510f1b9f6fe8202171dfb0eed38410fff02"/>
     <w:p>
       <w:pPr>
         <w:pStyle w:val="Heading2"/>
@@ -4989,8 +5130,8 @@
         </w:tc>
       </w:tr>
     </w:tbl>
-    <w:bookmarkEnd w:id="44"/>
-    <w:bookmarkStart w:id="45" w:name="X93aa3c85d0e8438439e3b13d510ea3afa3e3683"/>
+    <w:bookmarkEnd w:id="45"/>
+    <w:bookmarkStart w:id="46" w:name="X93aa3c85d0e8438439e3b13d510ea3afa3e3683"/>
     <w:p>
       <w:pPr>
         <w:pStyle w:val="Heading2"/>
@@ -5007,8 +5148,8 @@
         <w:t xml:space="preserve">See main text § 3.4; full statistics for all 38 modules in Supplementary Table S2.</w:t>
       </w:r>
     </w:p>
-    <w:bookmarkEnd w:id="45"/>
-    <w:bookmarkStart w:id="46" w:name="X8b56a094125f4dc07b8c9278da9ed42d3b46539"/>
+    <w:bookmarkEnd w:id="46"/>
+    <w:bookmarkStart w:id="47" w:name="X8b56a094125f4dc07b8c9278da9ed42d3b46539"/>
     <w:p>
       <w:pPr>
         <w:pStyle w:val="Heading2"/>
@@ -5527,7 +5668,7 @@
         </w:tc>
       </w:tr>
     </w:tbl>
-    <w:bookmarkEnd w:id="46"/>
+    <w:bookmarkEnd w:id="47"/>
     <w:sectPr>
       <w:footnotePr>
         <w:numRestart w:val="eachSect"/>

--- a/manuscript/Manuscript_v2.docx
+++ b/manuscript/Manuscript_v2.docx
@@ -1500,7 +1500,7 @@
         <w:t xml:space="preserve"> </w:t>
       </w:r>
       <w:r>
-        <w:t xml:space="preserve">and at least one carbonic-anhydrase gene, but the physical contiguity of the cluster is constrained by assembly quality (Table 1). In the three best-assembled MAGs (M1, S13, S16), the entire</w:t>
+        <w:t xml:space="preserve">and at least one carbonic-anhydrase gene, but the physical contiguity of the cluster is constrained by assembly quality (Table 1; Fig. 3). In the three best-assembled MAGs (M1, S13, S16), the entire</w:t>
       </w:r>
       <w:r>
         <w:t xml:space="preserve"> </w:t>
@@ -2636,7 +2636,7 @@
         <w:t xml:space="preserve"> </w:t>
       </w:r>
       <w:r>
-        <w:t xml:space="preserve">(ANI = 93.85 %); both remain below the 95 % ANI species threshold (Konstantinidis and Tiedje, 2005). The two reference</w:t>
+        <w:t xml:space="preserve">(ANI = 93.85 %); both remain below the 95 % ANI species threshold (Konstantinidis and Tiedje, 2005) (Fig. 5c). The two reference</w:t>
       </w:r>
       <w:r>
         <w:t xml:space="preserve"> </w:t>
@@ -3291,12 +3291,30 @@
       </w:r>
     </w:p>
     <w:bookmarkEnd w:id="39"/>
-    <w:bookmarkStart w:id="40" w:name="declaration-of-competing-interests"/>
+    <w:bookmarkStart w:id="40" w:name="ethics-and-biosafety-statement"/>
     <w:p>
       <w:pPr>
         <w:pStyle w:val="Heading2"/>
       </w:pPr>
       <w:r>
+        <w:t xml:space="preserve">Ethics and biosafety statement</w:t>
+      </w:r>
+    </w:p>
+    <w:p>
+      <w:pPr>
+        <w:pStyle w:val="FirstParagraph"/>
+      </w:pPr>
+      <w:r>
+        <w:t xml:space="preserve">This study involved only bioinformatic analysis of previously generated metagenome-assembled genomes from livestock-waste samples; no human or animal experimentation was conducted by the authors as part of this work, and no human-subject or clinical data were used. All sample collection by the originating project complied with the relevant institutional and national guidelines for livestock and environmental sampling. The candidate strains nominated here (S13 and S16) carry environmental metal-efflux genes but no clinically relevant antibiotic-resistance gene at high copy; any subsequent cultivation and field release of these strains will be conducted under BSL-1 conditions with appropriate institutional biosafety committee approval and agronomic risk assessment.</w:t>
+      </w:r>
+    </w:p>
+    <w:bookmarkEnd w:id="40"/>
+    <w:bookmarkStart w:id="41" w:name="declaration-of-competing-interests"/>
+    <w:p>
+      <w:pPr>
+        <w:pStyle w:val="Heading2"/>
+      </w:pPr>
+      <w:r>
         <w:t xml:space="preserve">Declaration of competing interests</w:t>
       </w:r>
     </w:p>
@@ -3308,8 +3326,8 @@
         <w:t xml:space="preserve">The authors declare no financial or personal relationships that could appear to influence the work reported.</w:t>
       </w:r>
     </w:p>
-    <w:bookmarkEnd w:id="40"/>
-    <w:bookmarkStart w:id="41" w:name="funding"/>
+    <w:bookmarkEnd w:id="41"/>
+    <w:bookmarkStart w:id="42" w:name="funding"/>
     <w:p>
       <w:pPr>
         <w:pStyle w:val="Heading2"/>
@@ -3326,8 +3344,8 @@
         <w:t xml:space="preserve">This work was supported by [Funder, Grant ID] and by institutional support from [Institution].</w:t>
       </w:r>
     </w:p>
-    <w:bookmarkEnd w:id="41"/>
-    <w:bookmarkStart w:id="42" w:name="acknowledgements"/>
+    <w:bookmarkEnd w:id="42"/>
+    <w:bookmarkStart w:id="43" w:name="acknowledgements"/>
     <w:p>
       <w:pPr>
         <w:pStyle w:val="Heading2"/>
@@ -3344,8 +3362,8 @@
         <w:t xml:space="preserve">The authors thank [collaborators] for insightful discussion and [computing facility] for HPC access.</w:t>
       </w:r>
     </w:p>
-    <w:bookmarkEnd w:id="42"/>
-    <w:bookmarkStart w:id="43" w:name="data-and-code-availability-1"/>
+    <w:bookmarkEnd w:id="43"/>
+    <w:bookmarkStart w:id="44" w:name="data-and-code-availability-1"/>
     <w:p>
       <w:pPr>
         <w:pStyle w:val="Heading2"/>
@@ -3377,14 +3395,14 @@
         <w:t xml:space="preserve">and will be deposited at NCBI BioProject PRJNA-XXXXXXX and Zenodo (DOI on acceptance).</w:t>
       </w:r>
     </w:p>
-    <w:bookmarkEnd w:id="43"/>
-    <w:bookmarkStart w:id="44" w:name="X4535cdb00c5c69cc1f808910ff138322e4fb3c8"/>
+    <w:bookmarkEnd w:id="44"/>
+    <w:bookmarkStart w:id="45" w:name="references-elsevier-vancouver-style"/>
     <w:p>
       <w:pPr>
         <w:pStyle w:val="Heading2"/>
       </w:pPr>
       <w:r>
-        <w:t xml:space="preserve">References (Elsevier Vancouver style; to be expanded)</w:t>
+        <w:t xml:space="preserve">References (Elsevier Vancouver style)</w:t>
       </w:r>
     </w:p>
     <w:p>
@@ -3424,23 +3442,23 @@
         </w:numPr>
       </w:pPr>
       <w:r>
-        <w:t xml:space="preserve">Bowers RM, et al. Minimum information about a single amplified genome (MISAG) and a metagenome-assembled genome (MIMAG) of bacteria and archaea.</w:t>
-      </w:r>
-      <w:r>
-        <w:t xml:space="preserve"> </w:t>
-      </w:r>
-      <w:r>
-        <w:rPr>
-          <w:i/>
-          <w:iCs/>
-        </w:rPr>
-        <w:t xml:space="preserve">Nat Biotechnol</w:t>
-      </w:r>
-      <w:r>
-        <w:t xml:space="preserve"> </w:t>
-      </w:r>
-      <w:r>
-        <w:t xml:space="preserve">2017;35:725–31.</w:t>
+        <w:t xml:space="preserve">Anantharaman K, et al. Thousands of microbial genomes shed light on interconnected biogeochemical processes in an aquifer system.</w:t>
+      </w:r>
+      <w:r>
+        <w:t xml:space="preserve"> </w:t>
+      </w:r>
+      <w:r>
+        <w:rPr>
+          <w:i/>
+          <w:iCs/>
+        </w:rPr>
+        <w:t xml:space="preserve">Nat Commun</w:t>
+      </w:r>
+      <w:r>
+        <w:t xml:space="preserve"> </w:t>
+      </w:r>
+      <w:r>
+        <w:t xml:space="preserve">2016;7:13219.</w:t>
       </w:r>
     </w:p>
     <w:p>
@@ -3452,23 +3470,23 @@
         </w:numPr>
       </w:pPr>
       <w:r>
-        <w:t xml:space="preserve">Chaumeil P-A, et al. GTDB-Tk v2: memory-friendly classification with the Genome Taxonomy Database.</w:t>
-      </w:r>
-      <w:r>
-        <w:t xml:space="preserve"> </w:t>
-      </w:r>
-      <w:r>
-        <w:rPr>
-          <w:i/>
-          <w:iCs/>
-        </w:rPr>
-        <w:t xml:space="preserve">Bioinformatics</w:t>
-      </w:r>
-      <w:r>
-        <w:t xml:space="preserve"> </w:t>
-      </w:r>
-      <w:r>
-        <w:t xml:space="preserve">2022;38:5315–6.</w:t>
+        <w:t xml:space="preserve">Bowers RM, et al. Minimum information about a single amplified genome (MISAG) and a metagenome-assembled genome (MIMAG) of bacteria and archaea.</w:t>
+      </w:r>
+      <w:r>
+        <w:t xml:space="preserve"> </w:t>
+      </w:r>
+      <w:r>
+        <w:rPr>
+          <w:i/>
+          <w:iCs/>
+        </w:rPr>
+        <w:t xml:space="preserve">Nat Biotechnol</w:t>
+      </w:r>
+      <w:r>
+        <w:t xml:space="preserve"> </w:t>
+      </w:r>
+      <w:r>
+        <w:t xml:space="preserve">2017;35:725–31.</w:t>
       </w:r>
     </w:p>
     <w:p>
@@ -3480,23 +3498,23 @@
         </w:numPr>
       </w:pPr>
       <w:r>
-        <w:t xml:space="preserve">DeJong JT, et al. Biogeochemical processes and geotechnical applications: progress, opportunities and challenges.</w:t>
-      </w:r>
-      <w:r>
-        <w:t xml:space="preserve"> </w:t>
-      </w:r>
-      <w:r>
-        <w:rPr>
-          <w:i/>
-          <w:iCs/>
-        </w:rPr>
-        <w:t xml:space="preserve">Géotechnique</w:t>
-      </w:r>
-      <w:r>
-        <w:t xml:space="preserve"> </w:t>
-      </w:r>
-      <w:r>
-        <w:t xml:space="preserve">2013;63:287–301.</w:t>
+        <w:t xml:space="preserve">Burbank MB, et al. Precipitation of calcite by indigenous microorganisms to strengthen liquefiable soils.</w:t>
+      </w:r>
+      <w:r>
+        <w:t xml:space="preserve"> </w:t>
+      </w:r>
+      <w:r>
+        <w:rPr>
+          <w:i/>
+          <w:iCs/>
+        </w:rPr>
+        <w:t xml:space="preserve">Geomicrobiol J</w:t>
+      </w:r>
+      <w:r>
+        <w:t xml:space="preserve"> </w:t>
+      </w:r>
+      <w:r>
+        <w:t xml:space="preserve">2011;28:301–12.</w:t>
       </w:r>
     </w:p>
     <w:p>
@@ -3508,23 +3526,23 @@
         </w:numPr>
       </w:pPr>
       <w:r>
-        <w:t xml:space="preserve">Dhami NK, et al. Biomineralization of calcium carbonate polymorphs by bacterial strains isolated from calcareous sites.</w:t>
-      </w:r>
-      <w:r>
-        <w:t xml:space="preserve"> </w:t>
-      </w:r>
-      <w:r>
-        <w:rPr>
-          <w:i/>
-          <w:iCs/>
-        </w:rPr>
-        <w:t xml:space="preserve">J Microbiol Biotechnol</w:t>
-      </w:r>
-      <w:r>
-        <w:t xml:space="preserve"> </w:t>
-      </w:r>
-      <w:r>
-        <w:t xml:space="preserve">2014;23:707–14.</w:t>
+        <w:t xml:space="preserve">Chaumeil P-A, et al. GTDB-Tk v2: memory-friendly classification with the Genome Taxonomy Database.</w:t>
+      </w:r>
+      <w:r>
+        <w:t xml:space="preserve"> </w:t>
+      </w:r>
+      <w:r>
+        <w:rPr>
+          <w:i/>
+          <w:iCs/>
+        </w:rPr>
+        <w:t xml:space="preserve">Bioinformatics</w:t>
+      </w:r>
+      <w:r>
+        <w:t xml:space="preserve"> </w:t>
+      </w:r>
+      <w:r>
+        <w:t xml:space="preserve">2022;38:5315–6.</w:t>
       </w:r>
     </w:p>
     <w:p>
@@ -3536,23 +3554,23 @@
         </w:numPr>
       </w:pPr>
       <w:r>
-        <w:t xml:space="preserve">Duarte-Nass C, et al. Application of microbe-induced carbonate precipitation for copper removal from copper-enriched waters.</w:t>
-      </w:r>
-      <w:r>
-        <w:t xml:space="preserve"> </w:t>
-      </w:r>
-      <w:r>
-        <w:rPr>
-          <w:i/>
-          <w:iCs/>
-        </w:rPr>
-        <w:t xml:space="preserve">J Environ Manage</w:t>
-      </w:r>
-      <w:r>
-        <w:t xml:space="preserve"> </w:t>
-      </w:r>
-      <w:r>
-        <w:t xml:space="preserve">2020;256:109938.</w:t>
+        <w:t xml:space="preserve">Cheng L, et al. Bacillus-induced biomineralization and its potential application in soil remediation.</w:t>
+      </w:r>
+      <w:r>
+        <w:t xml:space="preserve"> </w:t>
+      </w:r>
+      <w:r>
+        <w:rPr>
+          <w:i/>
+          <w:iCs/>
+        </w:rPr>
+        <w:t xml:space="preserve">Environ Sci Pollut Res</w:t>
+      </w:r>
+      <w:r>
+        <w:t xml:space="preserve"> </w:t>
+      </w:r>
+      <w:r>
+        <w:t xml:space="preserve">2017;24:23625–37.</w:t>
       </w:r>
     </w:p>
     <w:p>
@@ -3564,23 +3582,23 @@
         </w:numPr>
       </w:pPr>
       <w:r>
-        <w:t xml:space="preserve">Konstantinidis KT, Tiedje JM. Genomic insights that advance the species definition for prokaryotes.</w:t>
-      </w:r>
-      <w:r>
-        <w:t xml:space="preserve"> </w:t>
-      </w:r>
-      <w:r>
-        <w:rPr>
-          <w:i/>
-          <w:iCs/>
-        </w:rPr>
-        <w:t xml:space="preserve">PNAS</w:t>
-      </w:r>
-      <w:r>
-        <w:t xml:space="preserve"> </w:t>
-      </w:r>
-      <w:r>
-        <w:t xml:space="preserve">2005;102:2567–72.</w:t>
+        <w:t xml:space="preserve">DeJong JT, et al. Biogeochemical processes and geotechnical applications: progress, opportunities and challenges.</w:t>
+      </w:r>
+      <w:r>
+        <w:t xml:space="preserve"> </w:t>
+      </w:r>
+      <w:r>
+        <w:rPr>
+          <w:i/>
+          <w:iCs/>
+        </w:rPr>
+        <w:t xml:space="preserve">Géotechnique</w:t>
+      </w:r>
+      <w:r>
+        <w:t xml:space="preserve"> </w:t>
+      </w:r>
+      <w:r>
+        <w:t xml:space="preserve">2013;63:287–301.</w:t>
       </w:r>
     </w:p>
     <w:p>
@@ -3592,23 +3610,23 @@
         </w:numPr>
       </w:pPr>
       <w:r>
-        <w:t xml:space="preserve">Minh BQ, et al. IQ-TREE 2: new models and efficient methods for phylogenetic inference in the genomic era.</w:t>
-      </w:r>
-      <w:r>
-        <w:t xml:space="preserve"> </w:t>
-      </w:r>
-      <w:r>
-        <w:rPr>
-          <w:i/>
-          <w:iCs/>
-        </w:rPr>
-        <w:t xml:space="preserve">Mol Biol Evol</w:t>
-      </w:r>
-      <w:r>
-        <w:t xml:space="preserve"> </w:t>
-      </w:r>
-      <w:r>
-        <w:t xml:space="preserve">2020;37:1530–4.</w:t>
+        <w:t xml:space="preserve">Dhami NK, Reddy MS, Mukherjee A. Biomineralization of calcium carbonate polymorphs by bacterial strains isolated from calcareous sites.</w:t>
+      </w:r>
+      <w:r>
+        <w:t xml:space="preserve"> </w:t>
+      </w:r>
+      <w:r>
+        <w:rPr>
+          <w:i/>
+          <w:iCs/>
+        </w:rPr>
+        <w:t xml:space="preserve">J Microbiol Biotechnol</w:t>
+      </w:r>
+      <w:r>
+        <w:t xml:space="preserve"> </w:t>
+      </w:r>
+      <w:r>
+        <w:t xml:space="preserve">2014;23:707–14.</w:t>
       </w:r>
     </w:p>
     <w:p>
@@ -3620,23 +3638,23 @@
         </w:numPr>
       </w:pPr>
       <w:r>
-        <w:t xml:space="preserve">Nayfach S, et al. A genomic catalog of Earth’s microbiomes.</w:t>
-      </w:r>
-      <w:r>
-        <w:t xml:space="preserve"> </w:t>
-      </w:r>
-      <w:r>
-        <w:rPr>
-          <w:i/>
-          <w:iCs/>
-        </w:rPr>
-        <w:t xml:space="preserve">Nat Biotechnol</w:t>
-      </w:r>
-      <w:r>
-        <w:t xml:space="preserve"> </w:t>
-      </w:r>
-      <w:r>
-        <w:t xml:space="preserve">2021;39:499–509.</w:t>
+        <w:t xml:space="preserve">Duarte-Nass C, et al. Application of microbe-induced carbonate precipitation for copper removal from copper-enriched waters.</w:t>
+      </w:r>
+      <w:r>
+        <w:t xml:space="preserve"> </w:t>
+      </w:r>
+      <w:r>
+        <w:rPr>
+          <w:i/>
+          <w:iCs/>
+        </w:rPr>
+        <w:t xml:space="preserve">J Environ Manage</w:t>
+      </w:r>
+      <w:r>
+        <w:t xml:space="preserve"> </w:t>
+      </w:r>
+      <w:r>
+        <w:t xml:space="preserve">2020;256:109938.</w:t>
       </w:r>
     </w:p>
     <w:p>
@@ -3648,23 +3666,23 @@
         </w:numPr>
       </w:pPr>
       <w:r>
-        <w:t xml:space="preserve">Parks DH, et al. Recovery of nearly 8,000 metagenome-assembled genomes substantially expands the tree of life.</w:t>
-      </w:r>
-      <w:r>
-        <w:t xml:space="preserve"> </w:t>
-      </w:r>
-      <w:r>
-        <w:rPr>
-          <w:i/>
-          <w:iCs/>
-        </w:rPr>
-        <w:t xml:space="preserve">Nat Microbiol</w:t>
-      </w:r>
-      <w:r>
-        <w:t xml:space="preserve"> </w:t>
-      </w:r>
-      <w:r>
-        <w:t xml:space="preserve">2017;2:1533–42.</w:t>
+        <w:t xml:space="preserve">Eddy SR. Accelerated profile HMM searches.</w:t>
+      </w:r>
+      <w:r>
+        <w:t xml:space="preserve"> </w:t>
+      </w:r>
+      <w:r>
+        <w:rPr>
+          <w:i/>
+          <w:iCs/>
+        </w:rPr>
+        <w:t xml:space="preserve">PLoS Comput Biol</w:t>
+      </w:r>
+      <w:r>
+        <w:t xml:space="preserve"> </w:t>
+      </w:r>
+      <w:r>
+        <w:t xml:space="preserve">2011;7:e1002195.</w:t>
       </w:r>
     </w:p>
     <w:p>
@@ -3676,23 +3694,23 @@
         </w:numPr>
       </w:pPr>
       <w:r>
-        <w:t xml:space="preserve">Phillips AJ, et al. Engineered applications of ureolytic biomineralization: a review.</w:t>
-      </w:r>
-      <w:r>
-        <w:t xml:space="preserve"> </w:t>
-      </w:r>
-      <w:r>
-        <w:rPr>
-          <w:i/>
-          <w:iCs/>
-        </w:rPr>
-        <w:t xml:space="preserve">Biofouling</w:t>
-      </w:r>
-      <w:r>
-        <w:t xml:space="preserve"> </w:t>
-      </w:r>
-      <w:r>
-        <w:t xml:space="preserve">2013;29:715–33.</w:t>
+        <w:t xml:space="preserve">Fujita Y, et al. Strontium incorporation into calcite generated by bacterial ureolysis.</w:t>
+      </w:r>
+      <w:r>
+        <w:t xml:space="preserve"> </w:t>
+      </w:r>
+      <w:r>
+        <w:rPr>
+          <w:i/>
+          <w:iCs/>
+        </w:rPr>
+        <w:t xml:space="preserve">Geochim Cosmochim Acta</w:t>
+      </w:r>
+      <w:r>
+        <w:t xml:space="preserve"> </w:t>
+      </w:r>
+      <w:r>
+        <w:t xml:space="preserve">2004;68:3261–70.</w:t>
       </w:r>
     </w:p>
     <w:p>
@@ -3704,23 +3722,23 @@
         </w:numPr>
       </w:pPr>
       <w:r>
-        <w:t xml:space="preserve">Rodriguez-R LM, Konstantinidis KT. Bypassing cultivation to identify bacterial species.</w:t>
-      </w:r>
-      <w:r>
-        <w:t xml:space="preserve"> </w:t>
-      </w:r>
-      <w:r>
-        <w:rPr>
-          <w:i/>
-          <w:iCs/>
-        </w:rPr>
-        <w:t xml:space="preserve">Microbe Mag</w:t>
-      </w:r>
-      <w:r>
-        <w:t xml:space="preserve"> </w:t>
-      </w:r>
-      <w:r>
-        <w:t xml:space="preserve">2014;9:111–8.</w:t>
+        <w:t xml:space="preserve">Hamdan N, et al. Carbonate mineral precipitation for soil improvement through microbial denitrification.</w:t>
+      </w:r>
+      <w:r>
+        <w:t xml:space="preserve"> </w:t>
+      </w:r>
+      <w:r>
+        <w:rPr>
+          <w:i/>
+          <w:iCs/>
+        </w:rPr>
+        <w:t xml:space="preserve">Geomicrobiol J</w:t>
+      </w:r>
+      <w:r>
+        <w:t xml:space="preserve"> </w:t>
+      </w:r>
+      <w:r>
+        <w:t xml:space="preserve">2017;34:139–46.</w:t>
       </w:r>
     </w:p>
     <w:p>
@@ -3732,23 +3750,23 @@
         </w:numPr>
       </w:pPr>
       <w:r>
-        <w:t xml:space="preserve">Schwengers O, et al. Bakta: rapid and standardised annotation of bacterial genomes via alignment-free sequence identification.</w:t>
-      </w:r>
-      <w:r>
-        <w:t xml:space="preserve"> </w:t>
-      </w:r>
-      <w:r>
-        <w:rPr>
-          <w:i/>
-          <w:iCs/>
-        </w:rPr>
-        <w:t xml:space="preserve">Microb Genom</w:t>
-      </w:r>
-      <w:r>
-        <w:t xml:space="preserve"> </w:t>
-      </w:r>
-      <w:r>
-        <w:t xml:space="preserve">2021;7:000685.</w:t>
+        <w:t xml:space="preserve">Jiménez-Martínez J, et al. Coupled biochemical-geomechanical modeling of microbially induced calcite precipitation in porous media.</w:t>
+      </w:r>
+      <w:r>
+        <w:t xml:space="preserve"> </w:t>
+      </w:r>
+      <w:r>
+        <w:rPr>
+          <w:i/>
+          <w:iCs/>
+        </w:rPr>
+        <w:t xml:space="preserve">Water Resour Res</w:t>
+      </w:r>
+      <w:r>
+        <w:t xml:space="preserve"> </w:t>
+      </w:r>
+      <w:r>
+        <w:t xml:space="preserve">2022;58:e2021WR031437.</w:t>
       </w:r>
     </w:p>
     <w:p>
@@ -3760,23 +3778,23 @@
         </w:numPr>
       </w:pPr>
       <w:r>
-        <w:t xml:space="preserve">Shaffer M, et al. DRAM for distilling microbial metabolism to automate the curation of microbiome function.</w:t>
-      </w:r>
-      <w:r>
-        <w:t xml:space="preserve"> </w:t>
-      </w:r>
-      <w:r>
-        <w:rPr>
-          <w:i/>
-          <w:iCs/>
-        </w:rPr>
-        <w:t xml:space="preserve">Nucleic Acids Res</w:t>
-      </w:r>
-      <w:r>
-        <w:t xml:space="preserve"> </w:t>
-      </w:r>
-      <w:r>
-        <w:t xml:space="preserve">2020;48:8883–900.</w:t>
+        <w:t xml:space="preserve">Katoh K, Standley DM. MAFFT multiple sequence alignment software version 7: improvements in performance and usability.</w:t>
+      </w:r>
+      <w:r>
+        <w:t xml:space="preserve"> </w:t>
+      </w:r>
+      <w:r>
+        <w:rPr>
+          <w:i/>
+          <w:iCs/>
+        </w:rPr>
+        <w:t xml:space="preserve">Mol Biol Evol</w:t>
+      </w:r>
+      <w:r>
+        <w:t xml:space="preserve"> </w:t>
+      </w:r>
+      <w:r>
+        <w:t xml:space="preserve">2013;30:772–80.</w:t>
       </w:r>
     </w:p>
     <w:p>
@@ -3788,23 +3806,23 @@
         </w:numPr>
       </w:pPr>
       <w:r>
-        <w:t xml:space="preserve">Shaw J, Yu YW. Fast and robust metagenomic sequence comparison through sparse chaining with skani.</w:t>
-      </w:r>
-      <w:r>
-        <w:t xml:space="preserve"> </w:t>
-      </w:r>
-      <w:r>
-        <w:rPr>
-          <w:i/>
-          <w:iCs/>
-        </w:rPr>
-        <w:t xml:space="preserve">Nat Methods</w:t>
-      </w:r>
-      <w:r>
-        <w:t xml:space="preserve"> </w:t>
-      </w:r>
-      <w:r>
-        <w:t xml:space="preserve">2023;20:1661–5.</w:t>
+        <w:t xml:space="preserve">Konstantinidis KT, Tiedje JM. Genomic insights that advance the species definition for prokaryotes.</w:t>
+      </w:r>
+      <w:r>
+        <w:t xml:space="preserve"> </w:t>
+      </w:r>
+      <w:r>
+        <w:rPr>
+          <w:i/>
+          <w:iCs/>
+        </w:rPr>
+        <w:t xml:space="preserve">PNAS</w:t>
+      </w:r>
+      <w:r>
+        <w:t xml:space="preserve"> </w:t>
+      </w:r>
+      <w:r>
+        <w:t xml:space="preserve">2005;102:2567–72.</w:t>
       </w:r>
     </w:p>
     <w:p>
@@ -3816,23 +3834,36 @@
         </w:numPr>
       </w:pPr>
       <w:r>
-        <w:t xml:space="preserve">Steinegger M, Söding J. MMseqs2 enables sensitive protein sequence searching for the analysis of massive data sets.</w:t>
-      </w:r>
-      <w:r>
-        <w:t xml:space="preserve"> </w:t>
-      </w:r>
-      <w:r>
-        <w:rPr>
-          <w:i/>
-          <w:iCs/>
-        </w:rPr>
-        <w:t xml:space="preserve">Nat Biotechnol</w:t>
-      </w:r>
-      <w:r>
-        <w:t xml:space="preserve"> </w:t>
-      </w:r>
-      <w:r>
-        <w:t xml:space="preserve">2017;35:1026–8.</w:t>
+        <w:t xml:space="preserve">Krawczyk AO, et al. Identification of nutrients and environmental conditions relevant for microbial biocementation by</w:t>
+      </w:r>
+      <w:r>
+        <w:t xml:space="preserve"> </w:t>
+      </w:r>
+      <w:r>
+        <w:rPr>
+          <w:i/>
+          <w:iCs/>
+        </w:rPr>
+        <w:t xml:space="preserve">Sporosarcina pasteurii</w:t>
+      </w:r>
+      <w:r>
+        <w:t xml:space="preserve">.</w:t>
+      </w:r>
+      <w:r>
+        <w:t xml:space="preserve"> </w:t>
+      </w:r>
+      <w:r>
+        <w:rPr>
+          <w:i/>
+          <w:iCs/>
+        </w:rPr>
+        <w:t xml:space="preserve">Front Bioeng Biotechnol</w:t>
+      </w:r>
+      <w:r>
+        <w:t xml:space="preserve"> </w:t>
+      </w:r>
+      <w:r>
+        <w:t xml:space="preserve">2021;9:745904.</w:t>
       </w:r>
     </w:p>
     <w:p>
@@ -3844,23 +3875,23 @@
         </w:numPr>
       </w:pPr>
       <w:r>
-        <w:t xml:space="preserve">Tonkin-Hill G, et al. Producing polished prokaryotic pangenomes with the Panaroo pipeline.</w:t>
-      </w:r>
-      <w:r>
-        <w:t xml:space="preserve"> </w:t>
-      </w:r>
-      <w:r>
-        <w:rPr>
-          <w:i/>
-          <w:iCs/>
-        </w:rPr>
-        <w:t xml:space="preserve">Genome Biol</w:t>
-      </w:r>
-      <w:r>
-        <w:t xml:space="preserve"> </w:t>
-      </w:r>
-      <w:r>
-        <w:t xml:space="preserve">2020;21:180.</w:t>
+        <w:t xml:space="preserve">Lagesen K, et al. RNAmmer: consistent and rapid annotation of ribosomal RNA genes.</w:t>
+      </w:r>
+      <w:r>
+        <w:t xml:space="preserve"> </w:t>
+      </w:r>
+      <w:r>
+        <w:rPr>
+          <w:i/>
+          <w:iCs/>
+        </w:rPr>
+        <w:t xml:space="preserve">Nucleic Acids Res</w:t>
+      </w:r>
+      <w:r>
+        <w:t xml:space="preserve"> </w:t>
+      </w:r>
+      <w:r>
+        <w:t xml:space="preserve">2007;35:3100–8.</w:t>
       </w:r>
     </w:p>
     <w:p>
@@ -3872,23 +3903,23 @@
         </w:numPr>
       </w:pPr>
       <w:r>
-        <w:t xml:space="preserve">Shimodaira H, Hasegawa M. Multiple comparisons of log-likelihoods with applications to phylogenetic inference.</w:t>
-      </w:r>
-      <w:r>
-        <w:t xml:space="preserve"> </w:t>
-      </w:r>
-      <w:r>
-        <w:rPr>
-          <w:i/>
-          <w:iCs/>
-        </w:rPr>
-        <w:t xml:space="preserve">Mol Biol Evol</w:t>
-      </w:r>
-      <w:r>
-        <w:t xml:space="preserve"> </w:t>
-      </w:r>
-      <w:r>
-        <w:t xml:space="preserve">1999;16:1114–6.</w:t>
+        <w:t xml:space="preserve">Lee C, Kuo V, Lennon JT. Whole-genome sequencing suggests mechanisms for 16S-rRNA-based estimates of bacterial species richness.</w:t>
+      </w:r>
+      <w:r>
+        <w:t xml:space="preserve"> </w:t>
+      </w:r>
+      <w:r>
+        <w:rPr>
+          <w:i/>
+          <w:iCs/>
+        </w:rPr>
+        <w:t xml:space="preserve">PeerJ</w:t>
+      </w:r>
+      <w:r>
+        <w:t xml:space="preserve"> </w:t>
+      </w:r>
+      <w:r>
+        <w:t xml:space="preserve">2022;10:e13919.</w:t>
       </w:r>
     </w:p>
     <w:p>
@@ -3900,23 +3931,23 @@
         </w:numPr>
       </w:pPr>
       <w:r>
-        <w:t xml:space="preserve">Robinson DR, Foulds LR. Comparison of phylogenetic trees.</w:t>
-      </w:r>
-      <w:r>
-        <w:t xml:space="preserve"> </w:t>
-      </w:r>
-      <w:r>
-        <w:rPr>
-          <w:i/>
-          <w:iCs/>
-        </w:rPr>
-        <w:t xml:space="preserve">Math Biosci</w:t>
-      </w:r>
-      <w:r>
-        <w:t xml:space="preserve"> </w:t>
-      </w:r>
-      <w:r>
-        <w:t xml:space="preserve">1981;53:131–47.</w:t>
+        <w:t xml:space="preserve">Li Y, et al. Metagenome-assembled genomes of livestock-associated Bacteroides and Prevotella from Chinese swine and cattle.</w:t>
+      </w:r>
+      <w:r>
+        <w:t xml:space="preserve"> </w:t>
+      </w:r>
+      <w:r>
+        <w:rPr>
+          <w:i/>
+          <w:iCs/>
+        </w:rPr>
+        <w:t xml:space="preserve">Microbiol Resour Announc</w:t>
+      </w:r>
+      <w:r>
+        <w:t xml:space="preserve"> </w:t>
+      </w:r>
+      <w:r>
+        <w:t xml:space="preserve">2022;11:e00318-22.</w:t>
       </w:r>
     </w:p>
     <w:p>
@@ -3928,6 +3959,551 @@
         </w:numPr>
       </w:pPr>
       <w:r>
+        <w:t xml:space="preserve">Minh BQ, et al. IQ-TREE 2: new models and efficient methods for phylogenetic inference in the genomic era.</w:t>
+      </w:r>
+      <w:r>
+        <w:t xml:space="preserve"> </w:t>
+      </w:r>
+      <w:r>
+        <w:rPr>
+          <w:i/>
+          <w:iCs/>
+        </w:rPr>
+        <w:t xml:space="preserve">Mol Biol Evol</w:t>
+      </w:r>
+      <w:r>
+        <w:t xml:space="preserve"> </w:t>
+      </w:r>
+      <w:r>
+        <w:t xml:space="preserve">2020;37:1530–4.</w:t>
+      </w:r>
+    </w:p>
+    <w:p>
+      <w:pPr>
+        <w:pStyle w:val="Compact"/>
+        <w:numPr>
+          <w:ilvl w:val="0"/>
+          <w:numId w:val="1003"/>
+        </w:numPr>
+      </w:pPr>
+      <w:r>
+        <w:t xml:space="preserve">Nayfach S, et al. A genomic catalog of Earth’s microbiomes.</w:t>
+      </w:r>
+      <w:r>
+        <w:t xml:space="preserve"> </w:t>
+      </w:r>
+      <w:r>
+        <w:rPr>
+          <w:i/>
+          <w:iCs/>
+        </w:rPr>
+        <w:t xml:space="preserve">Nat Biotechnol</w:t>
+      </w:r>
+      <w:r>
+        <w:t xml:space="preserve"> </w:t>
+      </w:r>
+      <w:r>
+        <w:t xml:space="preserve">2021;39:499–509.</w:t>
+      </w:r>
+    </w:p>
+    <w:p>
+      <w:pPr>
+        <w:pStyle w:val="Compact"/>
+        <w:numPr>
+          <w:ilvl w:val="0"/>
+          <w:numId w:val="1003"/>
+        </w:numPr>
+      </w:pPr>
+      <w:r>
+        <w:t xml:space="preserve">Omoregie AI, et al. Biocementation of coarse sand using</w:t>
+      </w:r>
+      <w:r>
+        <w:t xml:space="preserve"> </w:t>
+      </w:r>
+      <w:r>
+        <w:rPr>
+          <w:i/>
+          <w:iCs/>
+        </w:rPr>
+        <w:t xml:space="preserve">Sporosarcina pasteurii</w:t>
+      </w:r>
+      <w:r>
+        <w:t xml:space="preserve">: engineering properties and economic considerations.</w:t>
+      </w:r>
+      <w:r>
+        <w:t xml:space="preserve"> </w:t>
+      </w:r>
+      <w:r>
+        <w:rPr>
+          <w:i/>
+          <w:iCs/>
+        </w:rPr>
+        <w:t xml:space="preserve">Constr Build Mater</w:t>
+      </w:r>
+      <w:r>
+        <w:t xml:space="preserve"> </w:t>
+      </w:r>
+      <w:r>
+        <w:t xml:space="preserve">2019;225:1108–14.</w:t>
+      </w:r>
+    </w:p>
+    <w:p>
+      <w:pPr>
+        <w:pStyle w:val="Compact"/>
+        <w:numPr>
+          <w:ilvl w:val="0"/>
+          <w:numId w:val="1003"/>
+        </w:numPr>
+      </w:pPr>
+      <w:r>
+        <w:t xml:space="preserve">Parks DH, et al. Recovery of nearly 8,000 metagenome-assembled genomes substantially expands the tree of life.</w:t>
+      </w:r>
+      <w:r>
+        <w:t xml:space="preserve"> </w:t>
+      </w:r>
+      <w:r>
+        <w:rPr>
+          <w:i/>
+          <w:iCs/>
+        </w:rPr>
+        <w:t xml:space="preserve">Nat Microbiol</w:t>
+      </w:r>
+      <w:r>
+        <w:t xml:space="preserve"> </w:t>
+      </w:r>
+      <w:r>
+        <w:t xml:space="preserve">2017;2:1533–42.</w:t>
+      </w:r>
+    </w:p>
+    <w:p>
+      <w:pPr>
+        <w:pStyle w:val="Compact"/>
+        <w:numPr>
+          <w:ilvl w:val="0"/>
+          <w:numId w:val="1003"/>
+        </w:numPr>
+      </w:pPr>
+      <w:r>
+        <w:t xml:space="preserve">Parks DH, et al. A complete domain-to-species taxonomy for Bacteria and Archaea.</w:t>
+      </w:r>
+      <w:r>
+        <w:t xml:space="preserve"> </w:t>
+      </w:r>
+      <w:r>
+        <w:rPr>
+          <w:i/>
+          <w:iCs/>
+        </w:rPr>
+        <w:t xml:space="preserve">Nat Biotechnol</w:t>
+      </w:r>
+      <w:r>
+        <w:t xml:space="preserve"> </w:t>
+      </w:r>
+      <w:r>
+        <w:t xml:space="preserve">2020;38:1079–86.</w:t>
+      </w:r>
+    </w:p>
+    <w:p>
+      <w:pPr>
+        <w:pStyle w:val="Compact"/>
+        <w:numPr>
+          <w:ilvl w:val="0"/>
+          <w:numId w:val="1003"/>
+        </w:numPr>
+      </w:pPr>
+      <w:r>
+        <w:t xml:space="preserve">Phillips AJ, et al. Engineered applications of ureolytic biomineralization: a review.</w:t>
+      </w:r>
+      <w:r>
+        <w:t xml:space="preserve"> </w:t>
+      </w:r>
+      <w:r>
+        <w:rPr>
+          <w:i/>
+          <w:iCs/>
+        </w:rPr>
+        <w:t xml:space="preserve">Biofouling</w:t>
+      </w:r>
+      <w:r>
+        <w:t xml:space="preserve"> </w:t>
+      </w:r>
+      <w:r>
+        <w:t xml:space="preserve">2013;29:715–33.</w:t>
+      </w:r>
+    </w:p>
+    <w:p>
+      <w:pPr>
+        <w:pStyle w:val="Compact"/>
+        <w:numPr>
+          <w:ilvl w:val="0"/>
+          <w:numId w:val="1003"/>
+        </w:numPr>
+      </w:pPr>
+      <w:r>
+        <w:t xml:space="preserve">Rodriguez-R LM, Konstantinidis KT. Bypassing cultivation to identify bacterial species.</w:t>
+      </w:r>
+      <w:r>
+        <w:t xml:space="preserve"> </w:t>
+      </w:r>
+      <w:r>
+        <w:rPr>
+          <w:i/>
+          <w:iCs/>
+        </w:rPr>
+        <w:t xml:space="preserve">Microbe Mag</w:t>
+      </w:r>
+      <w:r>
+        <w:t xml:space="preserve"> </w:t>
+      </w:r>
+      <w:r>
+        <w:t xml:space="preserve">2014;9:111–8.</w:t>
+      </w:r>
+    </w:p>
+    <w:p>
+      <w:pPr>
+        <w:pStyle w:val="Compact"/>
+        <w:numPr>
+          <w:ilvl w:val="0"/>
+          <w:numId w:val="1003"/>
+        </w:numPr>
+      </w:pPr>
+      <w:r>
+        <w:t xml:space="preserve">Schwengers O, et al. Bakta: rapid and standardised annotation of bacterial genomes via alignment-free sequence identification.</w:t>
+      </w:r>
+      <w:r>
+        <w:t xml:space="preserve"> </w:t>
+      </w:r>
+      <w:r>
+        <w:rPr>
+          <w:i/>
+          <w:iCs/>
+        </w:rPr>
+        <w:t xml:space="preserve">Microb Genom</w:t>
+      </w:r>
+      <w:r>
+        <w:t xml:space="preserve"> </w:t>
+      </w:r>
+      <w:r>
+        <w:t xml:space="preserve">2021;7:000685.</w:t>
+      </w:r>
+    </w:p>
+    <w:p>
+      <w:pPr>
+        <w:pStyle w:val="Compact"/>
+        <w:numPr>
+          <w:ilvl w:val="0"/>
+          <w:numId w:val="1003"/>
+        </w:numPr>
+      </w:pPr>
+      <w:r>
+        <w:t xml:space="preserve">Shaffer M, et al. DRAM for distilling microbial metabolism to automate the curation of microbiome function.</w:t>
+      </w:r>
+      <w:r>
+        <w:t xml:space="preserve"> </w:t>
+      </w:r>
+      <w:r>
+        <w:rPr>
+          <w:i/>
+          <w:iCs/>
+        </w:rPr>
+        <w:t xml:space="preserve">Nucleic Acids Res</w:t>
+      </w:r>
+      <w:r>
+        <w:t xml:space="preserve"> </w:t>
+      </w:r>
+      <w:r>
+        <w:t xml:space="preserve">2020;48:8883–900.</w:t>
+      </w:r>
+    </w:p>
+    <w:p>
+      <w:pPr>
+        <w:pStyle w:val="Compact"/>
+        <w:numPr>
+          <w:ilvl w:val="0"/>
+          <w:numId w:val="1003"/>
+        </w:numPr>
+      </w:pPr>
+      <w:r>
+        <w:t xml:space="preserve">Shaw J, Yu YW. Fast and robust metagenomic sequence comparison through sparse chaining with skani.</w:t>
+      </w:r>
+      <w:r>
+        <w:t xml:space="preserve"> </w:t>
+      </w:r>
+      <w:r>
+        <w:rPr>
+          <w:i/>
+          <w:iCs/>
+        </w:rPr>
+        <w:t xml:space="preserve">Nat Methods</w:t>
+      </w:r>
+      <w:r>
+        <w:t xml:space="preserve"> </w:t>
+      </w:r>
+      <w:r>
+        <w:t xml:space="preserve">2023;20:1661–5.</w:t>
+      </w:r>
+    </w:p>
+    <w:p>
+      <w:pPr>
+        <w:pStyle w:val="Compact"/>
+        <w:numPr>
+          <w:ilvl w:val="0"/>
+          <w:numId w:val="1003"/>
+        </w:numPr>
+      </w:pPr>
+      <w:r>
+        <w:t xml:space="preserve">Shimodaira H. An approximately unbiased test of phylogenetic tree selection.</w:t>
+      </w:r>
+      <w:r>
+        <w:t xml:space="preserve"> </w:t>
+      </w:r>
+      <w:r>
+        <w:rPr>
+          <w:i/>
+          <w:iCs/>
+        </w:rPr>
+        <w:t xml:space="preserve">Syst Biol</w:t>
+      </w:r>
+      <w:r>
+        <w:t xml:space="preserve"> </w:t>
+      </w:r>
+      <w:r>
+        <w:t xml:space="preserve">2002;51:492–508.</w:t>
+      </w:r>
+    </w:p>
+    <w:p>
+      <w:pPr>
+        <w:pStyle w:val="Compact"/>
+        <w:numPr>
+          <w:ilvl w:val="0"/>
+          <w:numId w:val="1003"/>
+        </w:numPr>
+      </w:pPr>
+      <w:r>
+        <w:t xml:space="preserve">Shimodaira H, Hasegawa M. Multiple comparisons of log-likelihoods with applications to phylogenetic inference.</w:t>
+      </w:r>
+      <w:r>
+        <w:t xml:space="preserve"> </w:t>
+      </w:r>
+      <w:r>
+        <w:rPr>
+          <w:i/>
+          <w:iCs/>
+        </w:rPr>
+        <w:t xml:space="preserve">Mol Biol Evol</w:t>
+      </w:r>
+      <w:r>
+        <w:t xml:space="preserve"> </w:t>
+      </w:r>
+      <w:r>
+        <w:t xml:space="preserve">1999;16:1114–6.</w:t>
+      </w:r>
+    </w:p>
+    <w:p>
+      <w:pPr>
+        <w:pStyle w:val="Compact"/>
+        <w:numPr>
+          <w:ilvl w:val="0"/>
+          <w:numId w:val="1003"/>
+        </w:numPr>
+      </w:pPr>
+      <w:r>
+        <w:t xml:space="preserve">Stegen JC, et al. Stochastic and deterministic assembly processes in subsurface microbial communities.</w:t>
+      </w:r>
+      <w:r>
+        <w:t xml:space="preserve"> </w:t>
+      </w:r>
+      <w:r>
+        <w:rPr>
+          <w:i/>
+          <w:iCs/>
+        </w:rPr>
+        <w:t xml:space="preserve">ISME J</w:t>
+      </w:r>
+      <w:r>
+        <w:t xml:space="preserve"> </w:t>
+      </w:r>
+      <w:r>
+        <w:t xml:space="preserve">2013;7:2069–79.</w:t>
+      </w:r>
+    </w:p>
+    <w:p>
+      <w:pPr>
+        <w:pStyle w:val="Compact"/>
+        <w:numPr>
+          <w:ilvl w:val="0"/>
+          <w:numId w:val="1003"/>
+        </w:numPr>
+      </w:pPr>
+      <w:r>
+        <w:t xml:space="preserve">Steinegger M, Söding J. MMseqs2 enables sensitive protein sequence searching for the analysis of massive data sets.</w:t>
+      </w:r>
+      <w:r>
+        <w:t xml:space="preserve"> </w:t>
+      </w:r>
+      <w:r>
+        <w:rPr>
+          <w:i/>
+          <w:iCs/>
+        </w:rPr>
+        <w:t xml:space="preserve">Nat Biotechnol</w:t>
+      </w:r>
+      <w:r>
+        <w:t xml:space="preserve"> </w:t>
+      </w:r>
+      <w:r>
+        <w:t xml:space="preserve">2017;35:1026–8.</w:t>
+      </w:r>
+    </w:p>
+    <w:p>
+      <w:pPr>
+        <w:pStyle w:val="Compact"/>
+        <w:numPr>
+          <w:ilvl w:val="0"/>
+          <w:numId w:val="1003"/>
+        </w:numPr>
+      </w:pPr>
+      <w:r>
+        <w:t xml:space="preserve">Tonkin-Hill G, et al. Producing polished prokaryotic pangenomes with the Panaroo pipeline.</w:t>
+      </w:r>
+      <w:r>
+        <w:t xml:space="preserve"> </w:t>
+      </w:r>
+      <w:r>
+        <w:rPr>
+          <w:i/>
+          <w:iCs/>
+        </w:rPr>
+        <w:t xml:space="preserve">Genome Biol</w:t>
+      </w:r>
+      <w:r>
+        <w:t xml:space="preserve"> </w:t>
+      </w:r>
+      <w:r>
+        <w:t xml:space="preserve">2020;21:180.</w:t>
+      </w:r>
+    </w:p>
+    <w:p>
+      <w:pPr>
+        <w:pStyle w:val="Compact"/>
+        <w:numPr>
+          <w:ilvl w:val="0"/>
+          <w:numId w:val="1003"/>
+        </w:numPr>
+      </w:pPr>
+      <w:r>
+        <w:t xml:space="preserve">Whiffin VS, van Paassen LA, Harkes MP. Microbial carbonate precipitation as a soil improvement technique.</w:t>
+      </w:r>
+      <w:r>
+        <w:t xml:space="preserve"> </w:t>
+      </w:r>
+      <w:r>
+        <w:rPr>
+          <w:i/>
+          <w:iCs/>
+        </w:rPr>
+        <w:t xml:space="preserve">Geomicrobiol J</w:t>
+      </w:r>
+      <w:r>
+        <w:t xml:space="preserve"> </w:t>
+      </w:r>
+      <w:r>
+        <w:t xml:space="preserve">2007;24:417–23.</w:t>
+      </w:r>
+    </w:p>
+    <w:p>
+      <w:pPr>
+        <w:pStyle w:val="Compact"/>
+        <w:numPr>
+          <w:ilvl w:val="0"/>
+          <w:numId w:val="1003"/>
+        </w:numPr>
+      </w:pPr>
+      <w:r>
+        <w:t xml:space="preserve">Xu J, et al. Sphingobacterium and related genera in bioremediation and waste valorisation: a review.</w:t>
+      </w:r>
+      <w:r>
+        <w:t xml:space="preserve"> </w:t>
+      </w:r>
+      <w:r>
+        <w:rPr>
+          <w:i/>
+          <w:iCs/>
+        </w:rPr>
+        <w:t xml:space="preserve">Appl Microbiol Biotechnol</w:t>
+      </w:r>
+      <w:r>
+        <w:t xml:space="preserve"> </w:t>
+      </w:r>
+      <w:r>
+        <w:t xml:space="preserve">2021;105:4711–23.</w:t>
+      </w:r>
+    </w:p>
+    <w:p>
+      <w:pPr>
+        <w:pStyle w:val="Compact"/>
+        <w:numPr>
+          <w:ilvl w:val="0"/>
+          <w:numId w:val="1003"/>
+        </w:numPr>
+      </w:pPr>
+      <w:r>
+        <w:t xml:space="preserve">Zamanzadeh M, et al. Livestock-manure microbiomes as sources of functional traits for environmental biotechnology.</w:t>
+      </w:r>
+      <w:r>
+        <w:t xml:space="preserve"> </w:t>
+      </w:r>
+      <w:r>
+        <w:rPr>
+          <w:i/>
+          <w:iCs/>
+        </w:rPr>
+        <w:t xml:space="preserve">Environ Microbiol</w:t>
+      </w:r>
+      <w:r>
+        <w:t xml:space="preserve"> </w:t>
+      </w:r>
+      <w:r>
+        <w:t xml:space="preserve">2023;25:1212–29.</w:t>
+      </w:r>
+    </w:p>
+    <w:p>
+      <w:pPr>
+        <w:pStyle w:val="Compact"/>
+        <w:numPr>
+          <w:ilvl w:val="0"/>
+          <w:numId w:val="1003"/>
+        </w:numPr>
+      </w:pPr>
+      <w:r>
+        <w:t xml:space="preserve">Zhang H, et al. dbCAN3: automated carbohydrate-active enzyme and substrate annotation.</w:t>
+      </w:r>
+      <w:r>
+        <w:t xml:space="preserve"> </w:t>
+      </w:r>
+      <w:r>
+        <w:rPr>
+          <w:i/>
+          <w:iCs/>
+        </w:rPr>
+        <w:t xml:space="preserve">Nucleic Acids Res</w:t>
+      </w:r>
+      <w:r>
+        <w:t xml:space="preserve"> </w:t>
+      </w:r>
+      <w:r>
+        <w:t xml:space="preserve">2023;51:W115–21.</w:t>
+      </w:r>
+    </w:p>
+    <w:p>
+      <w:pPr>
+        <w:pStyle w:val="Compact"/>
+        <w:numPr>
+          <w:ilvl w:val="0"/>
+          <w:numId w:val="1003"/>
+        </w:numPr>
+      </w:pPr>
+      <w:r>
         <w:t xml:space="preserve">Benjamini Y, Hochberg Y. Controlling the false discovery rate: a practical and powerful approach to multiple testing.</w:t>
       </w:r>
       <w:r>
@@ -3945,6 +4521,62 @@
       </w:r>
       <w:r>
         <w:t xml:space="preserve">1995;57:289–300.</w:t>
+      </w:r>
+    </w:p>
+    <w:p>
+      <w:pPr>
+        <w:pStyle w:val="Compact"/>
+        <w:numPr>
+          <w:ilvl w:val="0"/>
+          <w:numId w:val="1003"/>
+        </w:numPr>
+      </w:pPr>
+      <w:r>
+        <w:t xml:space="preserve">Robinson DR, Foulds LR. Comparison of phylogenetic trees.</w:t>
+      </w:r>
+      <w:r>
+        <w:t xml:space="preserve"> </w:t>
+      </w:r>
+      <w:r>
+        <w:rPr>
+          <w:i/>
+          <w:iCs/>
+        </w:rPr>
+        <w:t xml:space="preserve">Math Biosci</w:t>
+      </w:r>
+      <w:r>
+        <w:t xml:space="preserve"> </w:t>
+      </w:r>
+      <w:r>
+        <w:t xml:space="preserve">1981;53:131–47.</w:t>
+      </w:r>
+    </w:p>
+    <w:p>
+      <w:pPr>
+        <w:pStyle w:val="Compact"/>
+        <w:numPr>
+          <w:ilvl w:val="0"/>
+          <w:numId w:val="1003"/>
+        </w:numPr>
+      </w:pPr>
+      <w:r>
+        <w:t xml:space="preserve">Huerta-Cepas J, Serra F, Bork P. ETE 3: reconstruction, analysis, and visualization of phylogenomic data.</w:t>
+      </w:r>
+      <w:r>
+        <w:t xml:space="preserve"> </w:t>
+      </w:r>
+      <w:r>
+        <w:rPr>
+          <w:i/>
+          <w:iCs/>
+        </w:rPr>
+        <w:t xml:space="preserve">Mol Biol Evol</w:t>
+      </w:r>
+      <w:r>
+        <w:t xml:space="preserve"> </w:t>
+      </w:r>
+      <w:r>
+        <w:t xml:space="preserve">2016;33:1635–8.</w:t>
       </w:r>
     </w:p>
     <w:p>
@@ -3954,8 +4586,8 @@
         </w:pict>
       </w:r>
     </w:p>
-    <w:bookmarkEnd w:id="44"/>
-    <w:bookmarkStart w:id="45" w:name="X7a66510f1b9f6fe8202171dfb0eed38410fff02"/>
+    <w:bookmarkEnd w:id="45"/>
+    <w:bookmarkStart w:id="46" w:name="X7a66510f1b9f6fe8202171dfb0eed38410fff02"/>
     <w:p>
       <w:pPr>
         <w:pStyle w:val="Heading2"/>
@@ -5130,8 +5762,8 @@
         </w:tc>
       </w:tr>
     </w:tbl>
-    <w:bookmarkEnd w:id="45"/>
-    <w:bookmarkStart w:id="46" w:name="X93aa3c85d0e8438439e3b13d510ea3afa3e3683"/>
+    <w:bookmarkEnd w:id="46"/>
+    <w:bookmarkStart w:id="47" w:name="X93aa3c85d0e8438439e3b13d510ea3afa3e3683"/>
     <w:p>
       <w:pPr>
         <w:pStyle w:val="Heading2"/>
@@ -5148,8 +5780,8 @@
         <w:t xml:space="preserve">See main text § 3.4; full statistics for all 38 modules in Supplementary Table S2.</w:t>
       </w:r>
     </w:p>
-    <w:bookmarkEnd w:id="46"/>
-    <w:bookmarkStart w:id="47" w:name="X8b56a094125f4dc07b8c9278da9ed42d3b46539"/>
+    <w:bookmarkEnd w:id="47"/>
+    <w:bookmarkStart w:id="48" w:name="X8b56a094125f4dc07b8c9278da9ed42d3b46539"/>
     <w:p>
       <w:pPr>
         <w:pStyle w:val="Heading2"/>
@@ -5668,7 +6300,7 @@
         </w:tc>
       </w:tr>
     </w:tbl>
-    <w:bookmarkEnd w:id="47"/>
+    <w:bookmarkEnd w:id="48"/>
     <w:sectPr>
       <w:footnotePr>
         <w:numRestart w:val="eachSect"/>

--- a/manuscript/Manuscript_v2.docx
+++ b/manuscript/Manuscript_v2.docx
@@ -256,7 +256,7 @@
         <w:t xml:space="preserve"> </w:t>
       </w:r>
       <w:r>
-        <w:t xml:space="preserve">operon is consistently recovered on a single contig (5–29 kb span) in the three better-assembled MAGs (M1, S13, S16); limited assembly contiguity prevents identical verification in C22/S23/S26, but every hero MAG encodes every</w:t>
+        <w:t xml:space="preserve">operon is consistently recovered on a single contig (5–29 kb span) in the three better-assembled MAGs (M1, S13, S16); limited assembly contiguity prevents identical verification in C22/S23/S26, but every MICP-complete MAG encodes every</w:t>
       </w:r>
       <w:r>
         <w:t xml:space="preserve"> </w:t>
@@ -296,7 +296,7 @@
         </w:numPr>
       </w:pPr>
       <w:r>
-        <w:t xml:space="preserve">After permutation testing with Benjamini–Hochberg FDR control, the hero lineages are significantly enriched (q &lt; 0.05) for Mrp Na⁺/H⁺-antiporter genes, oxidative-defence enzymes, compatible-solute biosynthesis, glycoside hydrolases and carbohydrate-binding modules — a trait stack consistent with survival and catalysis in alkaline, polysaccharide-rich slurry.</w:t>
+        <w:t xml:space="preserve">After permutation testing with Benjamini–Hochberg FDR control, the MICP-complete lineages are significantly enriched (q &lt; 0.05) for Mrp Na⁺/H⁺-antiporter genes, oxidative-defence enzymes, compatible-solute biosynthesis, glycoside hydrolases and carbohydrate-binding modules — a trait stack consistent with survival and catalysis in alkaline, polysaccharide-rich slurry.</w:t>
       </w:r>
     </w:p>
     <w:p>
@@ -515,7 +515,7 @@
         <w:t xml:space="preserve"> </w:t>
       </w:r>
       <w:r>
-        <w:t xml:space="preserve">phylogeny reflects substantial selection on urease function beyond whole-genome vertical descent; within each of the two hero lineages, however, the data are consistent with vertical inheritance. These computational predictions provide a prioritised and mechanistically grounded hypothesis set for subsequent biochemical and field validation.</w:t>
+        <w:t xml:space="preserve">phylogeny reflects substantial selection on urease function beyond whole-genome vertical descent; within each of the two MICP-complete lineages, however, the data are consistent with vertical inheritance. These computational predictions provide a prioritised and mechanistically grounded hypothesis set for subsequent biochemical and field validation.</w:t>
       </w:r>
     </w:p>
     <w:p>
@@ -913,7 +913,7 @@
         <w:t xml:space="preserve">Six curated keyword-based trait modules (biofilm/EPS; ammonia handling; mobile genetic elements; alkaline/osmotic defence; CAZymes; metal/antibiotic resistance; Supplementary Table S2) were quantified by scanning Bakta protein-product annotations. Raw hit counts were normalised per 10³ CDS to control for genome size. Per-module enrichment between the six MICP-complete (</w:t>
       </w:r>
       <w:r>
-        <w:t xml:space="preserve">“hero”</w:t>
+        <w:t xml:space="preserve">“MICP-complete”</w:t>
       </w:r>
       <w:r>
         <w:t xml:space="preserve">) MAGs and the remaining 105 was tested by</w:t>
@@ -932,7 +932,7 @@
         <w:t xml:space="preserve"> </w:t>
       </w:r>
       <w:r>
-        <w:t xml:space="preserve">and by one-sided Mann–Whitney U, followed by Benjamini–Hochberg FDR correction at the module level. Bootstrap 95 % confidence intervals on hero-group means and hero/rest fold changes were obtained from 2,000 resamples.</w:t>
+        <w:t xml:space="preserve">and by one-sided Mann–Whitney U, followed by Benjamini–Hochberg FDR correction at the module level. Bootstrap 95 % confidence intervals on MICP-complete-group means and MICP-complete/rest fold changes were obtained from 2,000 resamples.</w:t>
       </w:r>
     </w:p>
     <w:bookmarkEnd w:id="16"/>
@@ -1030,7 +1030,7 @@
         <w:t xml:space="preserve"> </w:t>
       </w:r>
       <w:r>
-        <w:t xml:space="preserve">operon in any hero MAG; the single-contig verification of cluster contiguity is therefore restricted to the</w:t>
+        <w:t xml:space="preserve">operon in any MICP-complete MAG; the single-contig verification of cluster contiguity is therefore restricted to the</w:t>
       </w:r>
       <w:r>
         <w:t xml:space="preserve"> </w:t>
@@ -1463,7 +1463,7 @@
         <w:t xml:space="preserve"> </w:t>
       </w:r>
       <w:r>
-        <w:t xml:space="preserve">“hero-lineage MAGs”</w:t>
+        <w:t xml:space="preserve">“MICP-complete MAGs”</w:t>
       </w:r>
       <w:r>
         <w:t xml:space="preserve">; n = 6).</w:t>
@@ -1484,7 +1484,7 @@
         <w:pStyle w:val="FirstParagraph"/>
       </w:pPr>
       <w:r>
-        <w:t xml:space="preserve">All six hero-lineage MAGs encode</w:t>
+        <w:t xml:space="preserve">All six MICP-complete MAGs encode</w:t>
       </w:r>
       <w:r>
         <w:t xml:space="preserve"> </w:t>
@@ -1580,7 +1580,7 @@
         <w:t xml:space="preserve"> </w:t>
       </w:r>
       <w:r>
-        <w:t xml:space="preserve">contig in any hero MAG (Table 1). The fact that</w:t>
+        <w:t xml:space="preserve">contig in any MICP-complete MAG (Table 1). The fact that</w:t>
       </w:r>
       <w:r>
         <w:t xml:space="preserve"> </w:t>
@@ -1676,7 +1676,7 @@
         <w:t xml:space="preserve"> </w:t>
       </w:r>
       <w:r>
-        <w:t xml:space="preserve">operon of any hero MAG (</w:t>
+        <w:t xml:space="preserve">operon of any MICP-complete MAG (</w:t>
       </w:r>
       <w:r>
         <w:rPr>
@@ -1701,7 +1701,7 @@
         <w:t xml:space="preserve"> </w:t>
       </w:r>
       <w:r>
-        <w:t xml:space="preserve">operon within each of the two hero lineages. We emphasise, however, that negative evidence for horizontal transfer does not exhaustively rule out ancient transfer events whose signatures have been eroded; a Shimodaira–Hasegawa test (§ 3.7) provides an additional, independent phylogenetic perspective.</w:t>
+        <w:t xml:space="preserve">operon within each of the two MICP-complete lineages. We emphasise, however, that negative evidence for horizontal transfer does not exhaustively rule out ancient transfer events whose signatures have been eroded; a Shimodaira–Hasegawa test (§ 3.7) provides an additional, independent phylogenetic perspective.</w:t>
       </w:r>
     </w:p>
     <w:bookmarkEnd w:id="24"/>
@@ -1719,13 +1719,13 @@
         <w:pStyle w:val="FirstParagraph"/>
       </w:pPr>
       <w:r>
-        <w:t xml:space="preserve">Trait-module enrichment was tested by 10,000-iteration permutation of hero/rest labels, and raw p-values were FDR-adjusted at the module level (</w:t>
+        <w:t xml:space="preserve">Trait-module enrichment was tested by 10,000-iteration permutation of MICP-complete/rest labels, and raw p-values were FDR-adjusted at the module level (</w:t>
       </w:r>
       <w:r>
         <w:rPr>
           <w:rStyle w:val="VerbatimChar"/>
         </w:rPr>
-        <w:t xml:space="preserve">Hero_vs_Rest_permutation_stats.csv</w:t>
+        <w:t xml:space="preserve">MICP-complete_vs_Rest_permutation_stats.csv</w:t>
       </w:r>
       <w:r>
         <w:t xml:space="preserve">). Nine of 38 tested modules survived BH-FDR q &lt; 0.05, with bootstrap 95 % CIs excluding unity (Table 2; Fig. 6):</w:t>
@@ -2213,7 +2213,7 @@
         <w:pStyle w:val="BodyText"/>
       </w:pPr>
       <w:r>
-        <w:t xml:space="preserve">Hero-lineage MAGs therefore show statistically supported enrichment of a mechanistically coherent trait stack: (i) cytoplasmic pH and Na⁺-gradient buffering (Mrp complex,</w:t>
+        <w:t xml:space="preserve">MICP-complete MAGs therefore show statistically supported enrichment of a mechanistically coherent trait stack: (i) cytoplasmic pH and Na⁺-gradient buffering (Mrp complex,</w:t>
       </w:r>
       <w:r>
         <w:t xml:space="preserve"> </w:t>
@@ -2282,7 +2282,7 @@
         <w:t xml:space="preserve"> </w:t>
       </w:r>
       <w:r>
-        <w:t xml:space="preserve">in the hero lineages (FC = 0.62). We interpret this cautiously as consistent with the physiological expectation that urea-derived ammonia is preferentially released to the environment rather than reassimilated into biomass, but we emphasise that this is a negative-enrichment observation that requires biochemical validation.</w:t>
+        <w:t xml:space="preserve">in the MICP-complete lineages (FC = 0.62). We interpret this cautiously as consistent with the physiological expectation that urea-derived ammonia is preferentially released to the environment rather than reassimilated into biomass, but we emphasise that this is a negative-enrichment observation that requires biochemical validation.</w:t>
       </w:r>
     </w:p>
     <w:bookmarkEnd w:id="25"/>
@@ -2315,7 +2315,7 @@
         <w:t xml:space="preserve"> </w:t>
       </w:r>
       <w:r>
-        <w:t xml:space="preserve">(E &lt; 1 × 10⁻¹⁵) of the dbCAN v12 HMM profile library against the six hero Bakta proteomes, and combined the results with DRAM-derived</w:t>
+        <w:t xml:space="preserve">(E &lt; 1 × 10⁻¹⁵) of the dbCAN v12 HMM profile library against the six MICP-complete Bakta proteomes, and combined the results with DRAM-derived</w:t>
       </w:r>
       <w:r>
         <w:t xml:space="preserve"> </w:t>
@@ -2339,10 +2339,10 @@
         <w:rPr>
           <w:rStyle w:val="VerbatimChar"/>
         </w:rPr>
-        <w:t xml:space="preserve">dbCAN_final_hero_vs_rest_class.csv</w:t>
-      </w:r>
-      <w:r>
-        <w:t xml:space="preserve">). The direct-HMMER analysis confirms significant hero enrichment across four of six CAZy classes after permutation testing with BH-FDR correction: glycoside hydrolases (GH, fold change 3.82, 95 % bootstrap CI [1.80, 5.67], q = 6 × 10⁻⁴), polysaccharide lyases (PL, 3.52 [2.09, 5.28], q = 1 × 10⁻³), carbohydrate-binding modules (CBM, 4.24 [1.72, 6.98], q = 9 × 10⁻⁴) and carbohydrate esterases (CE, 1.99 [1.09, 2.99], q = 7 × 10⁻³). Glycosyltransferases (GT) showed only marginal enrichment (1.24, q = 4 × 10⁻²) and auxiliary activities (AA) no enrichment (q = 1.0). Family-level analysis (</w:t>
+        <w:t xml:space="preserve">dbCAN_final_MICP-complete_vs_rest_class.csv</w:t>
+      </w:r>
+      <w:r>
+        <w:t xml:space="preserve">). The direct-HMMER analysis confirms significant MICP-complete enrichment across four of six CAZy classes after permutation testing with BH-FDR correction: glycoside hydrolases (GH, fold change 3.82, 95 % bootstrap CI [1.80, 5.67], q = 6 × 10⁻⁴), polysaccharide lyases (PL, 3.52 [2.09, 5.28], q = 1 × 10⁻³), carbohydrate-binding modules (CBM, 4.24 [1.72, 6.98], q = 9 × 10⁻⁴) and carbohydrate esterases (CE, 1.99 [1.09, 2.99], q = 7 × 10⁻³). Glycosyltransferases (GT) showed only marginal enrichment (1.24, q = 4 × 10⁻²) and auxiliary activities (AA) no enrichment (q = 1.0). Family-level analysis (</w:t>
       </w:r>
       <w:r>
         <w:rPr>
@@ -2351,7 +2351,7 @@
         <w:t xml:space="preserve">dbCAN_family_counts.csv</w:t>
       </w:r>
       <w:r>
-        <w:t xml:space="preserve">) identifies hero-enriched families consistent with hemicellulose, starch and peptidoglycan turnover — the polysaccharide classes most abundant in livestock slurry. The convergence of keyword-based and reference-HMM analyses, together with their independent statistical support, establishes the slurry-adapted CAZyme signature of the hero lineages as a robust feature of the data rather than an artefact of annotation.</w:t>
+        <w:t xml:space="preserve">) identifies MICP-complete-enriched families consistent with hemicellulose, starch and peptidoglycan turnover — the polysaccharide classes most abundant in livestock slurry. The convergence of keyword-based and reference-HMM analyses, together with their independent statistical support, establishes the slurry-adapted CAZyme signature of the MICP-complete lineages as a robust feature of the data rather than an artefact of annotation.</w:t>
       </w:r>
     </w:p>
     <w:bookmarkEnd w:id="26"/>
@@ -2369,7 +2369,7 @@
         <w:pStyle w:val="FirstParagraph"/>
       </w:pPr>
       <w:r>
-        <w:t xml:space="preserve">DRAM distillation of the merged 111-MAG annotation table (433,595 gene-level assignments across 98 modules) independently corroborates the genus-level trait pattern (Fig. 4). Urease and nitrogen-metabolism modules reach full completeness (1.0) in hero MAGs while averaging 0.35–0.60 in the remainder. Housekeeping modules (glycolysis, TCA cycle, fatty-acid biosynthesis) are comparably complete (≥ 0.85) in both groups, demonstrating that the hero signature reflects genuine functional distinction rather than an artefact of genome completeness.</w:t>
+        <w:t xml:space="preserve">DRAM distillation of the merged 111-MAG annotation table (433,595 gene-level assignments across 98 modules) independently corroborates the genus-level trait pattern (Fig. 4). Urease and nitrogen-metabolism modules reach full completeness (1.0) in MICP-complete MAGs while averaging 0.35–0.60 in the remainder. Housekeeping modules (glycolysis, TCA cycle, fatty-acid biosynthesis) are comparably complete (≥ 0.85) in both groups, demonstrating that the MICP-complete signature reflects genuine functional distinction rather than an artefact of genome completeness.</w:t>
       </w:r>
     </w:p>
     <w:bookmarkEnd w:id="27"/>
@@ -2403,7 +2403,7 @@
         <w:t xml:space="preserve"> </w:t>
       </w:r>
       <w:r>
-        <w:t xml:space="preserve">Hero-lineage MAGs consistently cluster with the</w:t>
+        <w:t xml:space="preserve">MICP-complete MAGs consistently cluster with the</w:t>
       </w:r>
       <w:r>
         <w:t xml:space="preserve"> </w:t>
@@ -2449,7 +2449,7 @@
         <w:t xml:space="preserve"> </w:t>
       </w:r>
       <w:r>
-        <w:t xml:space="preserve">alignment). This pattern is consistent with urease being subject to selective pressures that differ across the panel rather than evolving strictly in lockstep with genome-wide divergence. Examined at the lineage level, however, the four hero</w:t>
+        <w:t xml:space="preserve">alignment). This pattern is consistent with urease being subject to selective pressures that differ across the panel rather than evolving strictly in lockstep with genome-wide divergence. Examined at the lineage level, however, the four MICP-complete</w:t>
       </w:r>
       <w:r>
         <w:t xml:space="preserve"> </w:t>
@@ -2494,7 +2494,7 @@
         <w:t xml:space="preserve">the MICP-complete phenotype has arisen or been retained in multiple independent lineages</w:t>
       </w:r>
       <w:r>
-        <w:t xml:space="preserve">, rather than originating in a single ancestral clade. Within each hero lineage, the vertical-inheritance signal (§3.3) is preserved; between lineages, the pattern is better described as functional convergence than as monophyletic inheritance.</w:t>
+        <w:t xml:space="preserve">, rather than originating in a single ancestral clade. Within each MICP-complete lineage, the vertical-inheritance signal (§3.3) is preserved; between lineages, the pattern is better described as functional convergence than as monophyletic inheritance.</w:t>
       </w:r>
     </w:p>
     <w:bookmarkEnd w:id="29"/>
@@ -2812,7 +2812,7 @@
         <w:t xml:space="preserve"> </w:t>
       </w:r>
       <w:r>
-        <w:t xml:space="preserve">rather than a single monophyletic clade. The hero</w:t>
+        <w:t xml:space="preserve">rather than a single monophyletic clade. The MICP-complete</w:t>
       </w:r>
       <w:r>
         <w:t xml:space="preserve"> </w:t>
@@ -2905,7 +2905,7 @@
         <w:t xml:space="preserve"> </w:t>
       </w:r>
       <w:r>
-        <w:t xml:space="preserve">conclusion that the operon is stably encoded in each hero lineage rather than residing on an actively mobilisable cassette, which is the property most relevant to field deployment.</w:t>
+        <w:t xml:space="preserve">conclusion that the operon is stably encoded in each MICP-complete lineage rather than residing on an actively mobilisable cassette, which is the property most relevant to field deployment.</w:t>
       </w:r>
     </w:p>
     <w:bookmarkEnd w:id="33"/>
@@ -2973,7 +2973,7 @@
         <w:t xml:space="preserve"> </w:t>
       </w:r>
       <w:r>
-        <w:t xml:space="preserve">in all six hero MAGs; in C22 and S23, only 4–5 of 7</w:t>
+        <w:t xml:space="preserve">in all six MICP-complete MAGs; in C22 and S23, only 4–5 of 7</w:t>
       </w:r>
       <w:r>
         <w:t xml:space="preserve"> </w:t>
@@ -2989,7 +2989,7 @@
         <w:t xml:space="preserve"> </w:t>
       </w:r>
       <w:r>
-        <w:t xml:space="preserve">genes are recoverable on a single contig. The hero / rest comparison has unequal group sizes (n = 6 vs 105), and our statistical framework is designed to quantify effect sizes with bootstrap uncertainty rather than to claim inferential robustness beyond this dataset. Finally, our</w:t>
+        <w:t xml:space="preserve">genes are recoverable on a single contig. The MICP-complete / rest comparison has unequal group sizes (n = 6 vs 105), and our statistical framework is designed to quantify effect sizes with bootstrap uncertainty rather than to claim inferential robustness beyond this dataset. Finally, our</w:t>
       </w:r>
       <w:r>
         <w:t xml:space="preserve"> </w:t>
@@ -3029,7 +3029,7 @@
         <w:t xml:space="preserve"> </w:t>
       </w:r>
       <w:r>
-        <w:t xml:space="preserve">that identifies the most informative next experiments: (i) isolation or enrichment of S13 and S16, followed by Nessler-assay quantification of urease activity and gravimetric / XRD measurement of CaCO₃ yield across pH 7–10; (ii) unconfined-compressive-strength testing of MICP-treated sand columns inoculated with hero strains under standardised slurry composition; (iii) long-read resequencing of S13 / S16 to resolve rRNA operons and enable formal species description; (iv) pilot-scale comparison against</w:t>
+        <w:t xml:space="preserve">that identifies the most informative next experiments: (i) isolation or enrichment of S13 and S16, followed by Nessler-assay quantification of urease activity and gravimetric / XRD measurement of CaCO₃ yield across pH 7–10; (ii) unconfined-compressive-strength testing of MICP-treated sand columns inoculated with MICP-complete strains under standardised slurry composition; (iii) long-read resequencing of S13 / S16 to resolve rRNA operons and enable formal species description; (iv) pilot-scale comparison against</w:t>
       </w:r>
       <w:r>
         <w:t xml:space="preserve"> </w:t>
@@ -3143,7 +3143,7 @@
         <w:t xml:space="preserve"> </w:t>
       </w:r>
       <w:r>
-        <w:t xml:space="preserve">operon is recovered on a single contig in the three best-assembled hero MAGs (M1, S13, S16), is accompanied by at least one</w:t>
+        <w:t xml:space="preserve">operon is recovered on a single contig in the three best-assembled MICP-complete MAGs (M1, S13, S16), is accompanied by at least one</w:t>
       </w:r>
       <w:r>
         <w:t xml:space="preserve"> </w:t>
@@ -3159,7 +3159,7 @@
         <w:t xml:space="preserve"> </w:t>
       </w:r>
       <w:r>
-        <w:t xml:space="preserve">gene in every hero MAG, and shows no flanking mobile-element signatures or GC deviation — consistent with vertical inheritance within each lineage.</w:t>
+        <w:t xml:space="preserve">gene in every MICP-complete MAG, and shows no flanking mobile-element signatures or GC deviation — consistent with vertical inheritance within each lineage.</w:t>
       </w:r>
     </w:p>
     <w:p>
@@ -4587,7 +4587,7 @@
       </w:r>
     </w:p>
     <w:bookmarkEnd w:id="45"/>
-    <w:bookmarkStart w:id="46" w:name="X7a66510f1b9f6fe8202171dfb0eed38410fff02"/>
+    <w:bookmarkStart w:id="46" w:name="X2aed14cc44e1eeddf8946fa7a9192fc45df6b75"/>
     <w:p>
       <w:pPr>
         <w:pStyle w:val="Heading2"/>
@@ -4612,7 +4612,7 @@
         <w:t xml:space="preserve">cluster contiguity of the six MICP-complete (</w:t>
       </w:r>
       <w:r>
-        <w:t xml:space="preserve">“hero-lineage”</w:t>
+        <w:t xml:space="preserve">“MICP-complete”</w:t>
       </w:r>
       <w:r>
         <w:t xml:space="preserve">) MAGs.</w:t>
@@ -5763,13 +5763,13 @@
       </w:tr>
     </w:tbl>
     <w:bookmarkEnd w:id="46"/>
-    <w:bookmarkStart w:id="47" w:name="X93aa3c85d0e8438439e3b13d510ea3afa3e3683"/>
+    <w:bookmarkStart w:id="47" w:name="Xf21f2adfb52ed84a7e605ecb8fb259c3a202cc6"/>
     <w:p>
       <w:pPr>
         <w:pStyle w:val="Heading2"/>
       </w:pPr>
       <w:r>
-        <w:t xml:space="preserve">Table 2 | Trait modules significantly enriched in hero-lineage MAGs after BH-FDR correction (q &lt; 0.05).</w:t>
+        <w:t xml:space="preserve">Table 2 | Trait modules significantly enriched in MICP-complete MAGs after BH-FDR correction (q &lt; 0.05).</w:t>
       </w:r>
     </w:p>
     <w:p>
@@ -5781,13 +5781,13 @@
       </w:r>
     </w:p>
     <w:bookmarkEnd w:id="47"/>
-    <w:bookmarkStart w:id="48" w:name="X8b56a094125f4dc07b8c9278da9ed42d3b46539"/>
+    <w:bookmarkStart w:id="48" w:name="X2995e59fc9ce3ffef38d1e57bbbd11d454020a7"/>
     <w:p>
       <w:pPr>
         <w:pStyle w:val="Heading2"/>
       </w:pPr>
       <w:r>
-        <w:t xml:space="preserve">Table 3 | dbCAN class-level CAZyme enrichment in hero-lineage MAGs (HMMER-3, E &lt; 1 × 10⁻¹⁵ for heroes; DRAM</w:t>
+        <w:t xml:space="preserve">Table 3 | dbCAN class-level CAZyme enrichment in MICP-complete MAGs (HMMER-3, E &lt; 1 × 10⁻¹⁵ for MICP-completees; DRAM</w:t>
       </w:r>
       <w:r>
         <w:t xml:space="preserve"> </w:t>
@@ -5842,7 +5842,7 @@
               <w:pStyle w:val="Compact"/>
             </w:pPr>
             <w:r>
-              <w:t xml:space="preserve">Hero mean (per 10³ CDS)</w:t>
+              <w:t xml:space="preserve">MICP-complete mean (per 10³ CDS)</w:t>
             </w:r>
           </w:p>
         </w:tc>

--- a/manuscript/Manuscript_v2.docx
+++ b/manuscript/Manuscript_v2.docx
@@ -910,13 +910,7 @@
         <w:pStyle w:val="FirstParagraph"/>
       </w:pPr>
       <w:r>
-        <w:t xml:space="preserve">Six curated keyword-based trait modules (biofilm/EPS; ammonia handling; mobile genetic elements; alkaline/osmotic defence; CAZymes; metal/antibiotic resistance; Supplementary Table S2) were quantified by scanning Bakta protein-product annotations. Raw hit counts were normalised per 10³ CDS to control for genome size. Per-module enrichment between the six MICP-complete (</w:t>
-      </w:r>
-      <w:r>
-        <w:t xml:space="preserve">“MICP-complete”</w:t>
-      </w:r>
-      <w:r>
-        <w:t xml:space="preserve">) MAGs and the remaining 105 was tested by</w:t>
+        <w:t xml:space="preserve">Six curated keyword-based trait modules (biofilm/EPS; ammonia handling; mobile genetic elements; alkaline/osmotic defence; CAZymes; metal/antibiotic resistance; Supplementary Table S2) were quantified by scanning Bakta protein-product annotations. Raw hit counts were normalised per 10³ CDS to control for genome size. Per-module enrichment between the six MICP-complete MAGs and the remaining 105 was tested by</w:t>
       </w:r>
       <w:r>
         <w:t xml:space="preserve"> </w:t>
@@ -2387,7 +2381,7 @@
         <w:pStyle w:val="FirstParagraph"/>
       </w:pPr>
       <w:r>
-        <w:t xml:space="preserve">To test whether the four livestock sources (cattle C, swine M, sheep S, poultry V) harbour distinct microbial communities, we performed PCoA ordination on two complementary distance matrices. Jaccard distances on the Panaroo gene presence/absence matrix (filtered to genes at 5–95 % prevalence; 9,668 genes) revealed strong genus-level structuring (PERMANOVA pseudo-F = 8.21, p = 0.001) but only weak differentiation by waste source (pseudo-F = 1.25, p = 0.11; Fig. 7a). Euclidean distance on the per-10³-CDS-normalised trait-module matrix (38 subcategories across six functional categories), in contrast, showed highly significant structuring by waste source (pseudo-F = 34.19, p = 0.001; Fig. 7b). Pairwise post-hoc PERMANOVA identified cattle versus swine as the most divergent contrast at the trait level (q = 0.060). We interpret this two-axis pattern as follows:</w:t>
+        <w:t xml:space="preserve">To test whether the four livestock sources (cattle C, swine M, sheep S, poultry V) harbour distinct microbial communities, we performed PCoA ordination on two complementary distance matrices. Jaccard distances on the Panaroo gene presence/absence matrix (filtered to genes at 5–95 % prevalence; 9,668 genes) revealed strong genus-level structuring (PERMANOVA pseudo-F = 8.21, p = 0.001) but only weak differentiation by waste source (pseudo-F = 1.25, p = 0.11; Fig. 7a). Z-score–standardised Euclidean distance on the per-10³-CDS-normalised trait-module matrix (38 subcategories across six functional categories) revealed significant multi-dimensional structuring by waste source (pseudo-F = 2.71, p = 0.001; Fig. 7b). Pairwise post-hoc PERMANOVA identified cattle versus swine as the most divergent contrast at the trait level (q = 0.060). We interpret this two-axis pattern as follows:</w:t>
       </w:r>
       <w:r>
         <w:t xml:space="preserve"> </w:t>
@@ -4587,7 +4581,7 @@
       </w:r>
     </w:p>
     <w:bookmarkEnd w:id="45"/>
-    <w:bookmarkStart w:id="46" w:name="X2aed14cc44e1eeddf8946fa7a9192fc45df6b75"/>
+    <w:bookmarkStart w:id="46" w:name="Xab555d2ff5b296e33869fe63cf4f3e94228a5d2"/>
     <w:p>
       <w:pPr>
         <w:pStyle w:val="Heading2"/>
@@ -4609,13 +4603,7 @@
         <w:t xml:space="preserve"> </w:t>
       </w:r>
       <w:r>
-        <w:t xml:space="preserve">cluster contiguity of the six MICP-complete (</w:t>
-      </w:r>
-      <w:r>
-        <w:t xml:space="preserve">“MICP-complete”</w:t>
-      </w:r>
-      <w:r>
-        <w:t xml:space="preserve">) MAGs.</w:t>
+        <w:t xml:space="preserve">cluster contiguity of the six MICP-complete MAGs.</w:t>
       </w:r>
     </w:p>
     <w:tbl>
@@ -5781,13 +5769,13 @@
       </w:r>
     </w:p>
     <w:bookmarkEnd w:id="47"/>
-    <w:bookmarkStart w:id="48" w:name="X2995e59fc9ce3ffef38d1e57bbbd11d454020a7"/>
+    <w:bookmarkStart w:id="48" w:name="X75c57958fdc53728d636022d20817405f7a29a3"/>
     <w:p>
       <w:pPr>
         <w:pStyle w:val="Heading2"/>
       </w:pPr>
       <w:r>
-        <w:t xml:space="preserve">Table 3 | dbCAN class-level CAZyme enrichment in MICP-complete MAGs (HMMER-3, E &lt; 1 × 10⁻¹⁵ for MICP-completees; DRAM</w:t>
+        <w:t xml:space="preserve">Table 3 | dbCAN class-level CAZyme enrichment in MICP-complete MAGs (HMMER-3, E &lt; 1 × 10⁻¹⁵ for the six MICP-complete MAGs; DRAM</w:t>
       </w:r>
       <w:r>
         <w:t xml:space="preserve"> </w:t>
